--- a/kursovoy-viv/PZ_variant3.docx
+++ b/kursovoy-viv/PZ_variant3.docx
@@ -2411,7 +2411,7 @@
         <w:rPr>
           <w:rFonts w:ascii="Times New Roman" w:cs="Times New Roman" w:eastAsia="Times New Roman" w:hAnsi="Times New Roman"/>
         </w:rPr>
-        <w:t xml:space="preserve">Целью курсового проекта является проектирование систем внутреннего холодного водоснабжения и бытового водоотведения жилого здания с выполнением гидравлических расчётов и подбором оборудования в соответствии с СП 30.13330.2020 [1], СанПиН 2.1.3684-21 [2], СП 31.13330.2021 [3] и СП 32.13330.2018 [4] по методике кафедры [5].</w:t>
+        <w:t xml:space="preserve">Целью курсового проекта является проектирование систем внутреннего холодного водоснабжения и бытового водоотведения жилого здания с выполнением гидравлических расчётов и подбором оборудования в соответствии с СП 30.13330.2020 [1], СанПиН 2.1.3684-21 [2], СП 31.13330.2021 [3] и СП 32.13330.2018 [4] по методике кафедры [5]. Расчёты выполнены в табличном процессоре MS Excel (файл расчёта прилагается); значения потерь напора сверены с таблицами Ф.А. Шевелёва [9] и А.А. Лукиных [12].</w:t>
       </w:r>
     </w:p>
     <w:p>
@@ -4170,7 +4170,7 @@
         <w:rPr>
           <w:rFonts w:ascii="Times New Roman" w:cs="Times New Roman" w:eastAsia="Times New Roman" w:hAnsi="Times New Roman"/>
         </w:rPr>
-        <w:t xml:space="preserve">Требуемый напор на вводе (п. 1.5) составляет 70,5 м и превышает гарантийный напор в городской сети 14 м, поэтому принята однозонная тупиковая схема с нижней разводкой и повысительной насосной установкой [6, 7]. Здание присоединяется одним вводом: число квартир 66 меньше 400, пожарных кранов нет [1].</w:t>
+        <w:t xml:space="preserve">Требуемый напор на вводе (п. 1.5) составляет 70,8 м и превышает гарантийный напор в городской сети 14 м, поэтому принята однозонная тупиковая схема с нижней разводкой и повысительной насосной установкой [6, 7]. Здание присоединяется одним вводом: число квартир 66 меньше 400, пожарных кранов нет [1].</w:t>
       </w:r>
     </w:p>
     <w:p>
@@ -4252,7 +4252,7 @@
         <w:rPr>
           <w:rFonts w:ascii="Times New Roman" w:cs="Times New Roman" w:eastAsia="Times New Roman" w:hAnsi="Times New Roman"/>
         </w:rPr>
-        <w:t xml:space="preserve">Число жителей и число санитарно-технических приборов в здании:</w:t>
+        <w:t xml:space="preserve">Число водопотребителей и число санитарно-технических приборов в здании:</w:t>
       </w:r>
     </w:p>
     <w:p>
@@ -4273,14 +4273,14 @@
         <w:rPr>
           <w:rFonts w:ascii="Times New Roman" w:cs="Times New Roman" w:eastAsia="Times New Roman" w:hAnsi="Times New Roman"/>
         </w:rPr>
-        <w:t xml:space="preserve">U = U</w:t>
+        <w:t xml:space="preserve">U = N</w:t>
       </w:r>
       <w:r>
         <w:rPr>
           <w:rFonts w:ascii="Times New Roman" w:cs="Times New Roman" w:eastAsia="Times New Roman" w:hAnsi="Times New Roman"/>
           <w:vertAlign w:val="subscript"/>
         </w:rPr>
-        <w:t xml:space="preserve">0</w:t>
+        <w:t xml:space="preserve">кв.жит</w:t>
       </w:r>
       <w:r>
         <w:rPr>
@@ -4312,20 +4312,58 @@
         <w:rPr>
           <w:rFonts w:ascii="Times New Roman" w:cs="Times New Roman" w:eastAsia="Times New Roman" w:hAnsi="Times New Roman"/>
         </w:rPr>
-        <w:t xml:space="preserve">·n</w:t>
+        <w:t xml:space="preserve">	(1.1)</w:t>
+      </w:r>
+    </w:p>
+    <w:p>
+      <w:pPr>
+        <w:spacing w:after="0" w:before="0" w:line="360" w:lineRule="auto"/>
+        <w:jc w:val="both"/>
+      </w:pPr>
+      <w:r>
+        <w:rPr>
+          <w:rFonts w:ascii="Times New Roman" w:cs="Times New Roman" w:eastAsia="Times New Roman" w:hAnsi="Times New Roman"/>
+        </w:rPr>
+        <w:t xml:space="preserve">где N</w:t>
       </w:r>
       <w:r>
         <w:rPr>
           <w:rFonts w:ascii="Times New Roman" w:cs="Times New Roman" w:eastAsia="Times New Roman" w:hAnsi="Times New Roman"/>
           <w:vertAlign w:val="subscript"/>
         </w:rPr>
-        <w:t xml:space="preserve">сек</w:t>
-      </w:r>
-      <w:r>
-        <w:rPr>
-          <w:rFonts w:ascii="Times New Roman" w:cs="Times New Roman" w:eastAsia="Times New Roman" w:hAnsi="Times New Roman"/>
-        </w:rPr>
-        <w:t xml:space="preserve">	(1.1)</w:t>
+        <w:t xml:space="preserve">кв.жит</w:t>
+      </w:r>
+      <w:r>
+        <w:rPr>
+          <w:rFonts w:ascii="Times New Roman" w:cs="Times New Roman" w:eastAsia="Times New Roman" w:hAnsi="Times New Roman"/>
+        </w:rPr>
+        <w:t xml:space="preserve"> = 3,8 чел./кв. — заселённость; n</w:t>
+      </w:r>
+      <w:r>
+        <w:rPr>
+          <w:rFonts w:ascii="Times New Roman" w:cs="Times New Roman" w:eastAsia="Times New Roman" w:hAnsi="Times New Roman"/>
+          <w:vertAlign w:val="subscript"/>
+        </w:rPr>
+        <w:t xml:space="preserve">кв</w:t>
+      </w:r>
+      <w:r>
+        <w:rPr>
+          <w:rFonts w:ascii="Times New Roman" w:cs="Times New Roman" w:eastAsia="Times New Roman" w:hAnsi="Times New Roman"/>
+        </w:rPr>
+        <w:t xml:space="preserve"> = 3·2 = 6 — число квартир на этаже здания; n</w:t>
+      </w:r>
+      <w:r>
+        <w:rPr>
+          <w:rFonts w:ascii="Times New Roman" w:cs="Times New Roman" w:eastAsia="Times New Roman" w:hAnsi="Times New Roman"/>
+          <w:vertAlign w:val="subscript"/>
+        </w:rPr>
+        <w:t xml:space="preserve">эт</w:t>
+      </w:r>
+      <w:r>
+        <w:rPr>
+          <w:rFonts w:ascii="Times New Roman" w:cs="Times New Roman" w:eastAsia="Times New Roman" w:hAnsi="Times New Roman"/>
+        </w:rPr>
+        <w:t xml:space="preserve"> = 11 — число этажей.</w:t>
       </w:r>
     </w:p>
     <w:p>
@@ -4337,7 +4375,7 @@
         <w:rPr>
           <w:rFonts w:ascii="Times New Roman" w:cs="Times New Roman" w:eastAsia="Times New Roman" w:hAnsi="Times New Roman"/>
         </w:rPr>
-        <w:t xml:space="preserve">U = 3,8·3·11·2 = 250,8 ≈ 251 чел.</w:t>
+        <w:t xml:space="preserve">U = 3,8·6·11 = 250,8 ≈ 251 чел.</w:t>
       </w:r>
     </w:p>
     <w:p>
@@ -4358,7 +4396,7 @@
         <w:rPr>
           <w:rFonts w:ascii="Times New Roman" w:cs="Times New Roman" w:eastAsia="Times New Roman" w:hAnsi="Times New Roman"/>
         </w:rPr>
-        <w:t xml:space="preserve">N = n</w:t>
+        <w:t xml:space="preserve">N = Σ(n</w:t>
       </w:r>
       <w:r>
         <w:rPr>
@@ -4384,7 +4422,7 @@
         <w:rPr>
           <w:rFonts w:ascii="Times New Roman" w:cs="Times New Roman" w:eastAsia="Times New Roman" w:hAnsi="Times New Roman"/>
         </w:rPr>
-        <w:t xml:space="preserve">·n</w:t>
+        <w:t xml:space="preserve">)·n</w:t>
       </w:r>
       <w:r>
         <w:rPr>
@@ -4397,20 +4435,32 @@
         <w:rPr>
           <w:rFonts w:ascii="Times New Roman" w:cs="Times New Roman" w:eastAsia="Times New Roman" w:hAnsi="Times New Roman"/>
         </w:rPr>
-        <w:t xml:space="preserve">·n</w:t>
+        <w:t xml:space="preserve">	(1.2)</w:t>
+      </w:r>
+    </w:p>
+    <w:p>
+      <w:pPr>
+        <w:spacing w:after="0" w:before="0" w:line="360" w:lineRule="auto"/>
+        <w:jc w:val="both"/>
+      </w:pPr>
+      <w:r>
+        <w:rPr>
+          <w:rFonts w:ascii="Times New Roman" w:cs="Times New Roman" w:eastAsia="Times New Roman" w:hAnsi="Times New Roman"/>
+        </w:rPr>
+        <w:t xml:space="preserve">где n</w:t>
       </w:r>
       <w:r>
         <w:rPr>
           <w:rFonts w:ascii="Times New Roman" w:cs="Times New Roman" w:eastAsia="Times New Roman" w:hAnsi="Times New Roman"/>
           <w:vertAlign w:val="subscript"/>
         </w:rPr>
-        <w:t xml:space="preserve">сек</w:t>
-      </w:r>
-      <w:r>
-        <w:rPr>
-          <w:rFonts w:ascii="Times New Roman" w:cs="Times New Roman" w:eastAsia="Times New Roman" w:hAnsi="Times New Roman"/>
-        </w:rPr>
-        <w:t xml:space="preserve">	(1.2)</w:t>
+        <w:t xml:space="preserve">пр</w:t>
+      </w:r>
+      <w:r>
+        <w:rPr>
+          <w:rFonts w:ascii="Times New Roman" w:cs="Times New Roman" w:eastAsia="Times New Roman" w:hAnsi="Times New Roman"/>
+        </w:rPr>
+        <w:t xml:space="preserve"> = 4 — число приборов в квартире (мойка, умывальник, ванна, унитаз).</w:t>
       </w:r>
     </w:p>
     <w:p>
@@ -4422,7 +4472,7 @@
         <w:rPr>
           <w:rFonts w:ascii="Times New Roman" w:cs="Times New Roman" w:eastAsia="Times New Roman" w:hAnsi="Times New Roman"/>
         </w:rPr>
-        <w:t xml:space="preserve">N = 4·3·11·2 = 264 шт.</w:t>
+        <w:t xml:space="preserve">N = 4·6·11 = 264 шт.</w:t>
       </w:r>
     </w:p>
     <w:p>
@@ -4442,7 +4492,7 @@
           <w:rFonts w:ascii="Times New Roman" w:cs="Times New Roman" w:eastAsia="Times New Roman" w:hAnsi="Times New Roman"/>
           <w:vertAlign w:val="subscript"/>
         </w:rPr>
-        <w:t xml:space="preserve">u</w:t>
+        <w:t xml:space="preserve">U</w:t>
       </w:r>
       <w:r>
         <w:rPr>
@@ -4462,7 +4512,7 @@
           <w:rFonts w:ascii="Times New Roman" w:cs="Times New Roman" w:eastAsia="Times New Roman" w:hAnsi="Times New Roman"/>
           <w:vertAlign w:val="subscript"/>
         </w:rPr>
-        <w:t xml:space="preserve">u</w:t>
+        <w:t xml:space="preserve">U</w:t>
       </w:r>
       <w:r>
         <w:rPr>
@@ -4482,7 +4532,7 @@
           <w:rFonts w:ascii="Times New Roman" w:cs="Times New Roman" w:eastAsia="Times New Roman" w:hAnsi="Times New Roman"/>
           <w:vertAlign w:val="subscript"/>
         </w:rPr>
-        <w:t xml:space="preserve">hr,u</w:t>
+        <w:t xml:space="preserve">hr,U</w:t>
       </w:r>
       <w:r>
         <w:rPr>
@@ -4502,7 +4552,7 @@
           <w:rFonts w:ascii="Times New Roman" w:cs="Times New Roman" w:eastAsia="Times New Roman" w:hAnsi="Times New Roman"/>
           <w:vertAlign w:val="subscript"/>
         </w:rPr>
-        <w:t xml:space="preserve">hr,u</w:t>
+        <w:t xml:space="preserve">hr,U</w:t>
       </w:r>
       <w:r>
         <w:rPr>
@@ -4562,7 +4612,7 @@
           <w:rFonts w:ascii="Times New Roman" w:cs="Times New Roman" w:eastAsia="Times New Roman" w:hAnsi="Times New Roman"/>
           <w:vertAlign w:val="subscript"/>
         </w:rPr>
-        <w:t xml:space="preserve">u</w:t>
+        <w:t xml:space="preserve">U</w:t>
       </w:r>
       <w:r>
         <w:rPr>
@@ -4582,7 +4632,7 @@
           <w:rFonts w:ascii="Times New Roman" w:cs="Times New Roman" w:eastAsia="Times New Roman" w:hAnsi="Times New Roman"/>
           <w:vertAlign w:val="subscript"/>
         </w:rPr>
-        <w:t xml:space="preserve">hr,u</w:t>
+        <w:t xml:space="preserve">hr,U</w:t>
       </w:r>
       <w:r>
         <w:rPr>
@@ -4609,7 +4659,7 @@
         <w:rPr>
           <w:rFonts w:ascii="Times New Roman" w:cs="Times New Roman" w:eastAsia="Times New Roman" w:hAnsi="Times New Roman"/>
         </w:rPr>
-        <w:t xml:space="preserve">Суточный и среднечасовой расходы:</w:t>
+        <w:t xml:space="preserve">Расчётные расходы воды в сутки наибольшего водопотребления (п. 5 [1]):</w:t>
       </w:r>
     </w:p>
     <w:p>
@@ -4630,14 +4680,14 @@
         <w:rPr>
           <w:rFonts w:ascii="Times New Roman" w:cs="Times New Roman" w:eastAsia="Times New Roman" w:hAnsi="Times New Roman"/>
         </w:rPr>
-        <w:t xml:space="preserve">Q</w:t>
+        <w:t xml:space="preserve">q</w:t>
       </w:r>
       <w:r>
         <w:rPr>
           <w:rFonts w:ascii="Times New Roman" w:cs="Times New Roman" w:eastAsia="Times New Roman" w:hAnsi="Times New Roman"/>
           <w:vertAlign w:val="subscript"/>
         </w:rPr>
-        <w:t xml:space="preserve">сут</w:t>
+        <w:t xml:space="preserve">U,m</w:t>
       </w:r>
       <w:r>
         <w:rPr>
@@ -4657,7 +4707,7 @@
           <w:rFonts w:ascii="Times New Roman" w:cs="Times New Roman" w:eastAsia="Times New Roman" w:hAnsi="Times New Roman"/>
           <w:vertAlign w:val="subscript"/>
         </w:rPr>
-        <w:t xml:space="preserve">u</w:t>
+        <w:t xml:space="preserve">U</w:t>
       </w:r>
       <w:r>
         <w:rPr>
@@ -4688,14 +4738,14 @@
         <w:rPr>
           <w:rFonts w:ascii="Times New Roman" w:cs="Times New Roman" w:eastAsia="Times New Roman" w:hAnsi="Times New Roman"/>
         </w:rPr>
-        <w:t xml:space="preserve">Q</w:t>
+        <w:t xml:space="preserve">q</w:t>
       </w:r>
       <w:r>
         <w:rPr>
           <w:rFonts w:ascii="Times New Roman" w:cs="Times New Roman" w:eastAsia="Times New Roman" w:hAnsi="Times New Roman"/>
           <w:vertAlign w:val="subscript"/>
         </w:rPr>
-        <w:t xml:space="preserve">сут</w:t>
+        <w:t xml:space="preserve">U,m</w:t>
       </w:r>
       <w:r>
         <w:rPr>
@@ -4708,27 +4758,7 @@
         <w:rPr>
           <w:rFonts w:ascii="Times New Roman" w:cs="Times New Roman" w:eastAsia="Times New Roman" w:hAnsi="Times New Roman"/>
         </w:rPr>
-        <w:t xml:space="preserve"> = 180·251/1000 = 45,18 м³/сут;   Q</w:t>
-      </w:r>
-      <w:r>
-        <w:rPr>
-          <w:rFonts w:ascii="Times New Roman" w:cs="Times New Roman" w:eastAsia="Times New Roman" w:hAnsi="Times New Roman"/>
-          <w:vertAlign w:val="subscript"/>
-        </w:rPr>
-        <w:t xml:space="preserve">сут</w:t>
-      </w:r>
-      <w:r>
-        <w:rPr>
-          <w:rFonts w:ascii="Times New Roman" w:cs="Times New Roman" w:eastAsia="Times New Roman" w:hAnsi="Times New Roman"/>
-          <w:vertAlign w:val="superscript"/>
-        </w:rPr>
-        <w:t xml:space="preserve">c</w:t>
-      </w:r>
-      <w:r>
-        <w:rPr>
-          <w:rFonts w:ascii="Times New Roman" w:cs="Times New Roman" w:eastAsia="Times New Roman" w:hAnsi="Times New Roman"/>
-        </w:rPr>
-        <w:t xml:space="preserve"> = 110·251/1000 = 27,61 м³/сут,</w:t>
+        <w:t xml:space="preserve"> = 180·251/1000 = 45,18 м³/сут,</w:t>
       </w:r>
     </w:p>
     <w:p>
@@ -4756,40 +4786,60 @@
           <w:rFonts w:ascii="Times New Roman" w:cs="Times New Roman" w:eastAsia="Times New Roman" w:hAnsi="Times New Roman"/>
           <w:vertAlign w:val="subscript"/>
         </w:rPr>
-        <w:t xml:space="preserve">T</w:t>
+        <w:t xml:space="preserve">U,m</w:t>
       </w:r>
       <w:r>
         <w:rPr>
           <w:rFonts w:ascii="Times New Roman" w:cs="Times New Roman" w:eastAsia="Times New Roman" w:hAnsi="Times New Roman"/>
           <w:vertAlign w:val="superscript"/>
         </w:rPr>
+        <w:t xml:space="preserve">c</w:t>
+      </w:r>
+      <w:r>
+        <w:rPr>
+          <w:rFonts w:ascii="Times New Roman" w:cs="Times New Roman" w:eastAsia="Times New Roman" w:hAnsi="Times New Roman"/>
+        </w:rPr>
+        <w:t xml:space="preserve"> = (q</w:t>
+      </w:r>
+      <w:r>
+        <w:rPr>
+          <w:rFonts w:ascii="Times New Roman" w:cs="Times New Roman" w:eastAsia="Times New Roman" w:hAnsi="Times New Roman"/>
+          <w:vertAlign w:val="subscript"/>
+        </w:rPr>
+        <w:t xml:space="preserve">U</w:t>
+      </w:r>
+      <w:r>
+        <w:rPr>
+          <w:rFonts w:ascii="Times New Roman" w:cs="Times New Roman" w:eastAsia="Times New Roman" w:hAnsi="Times New Roman"/>
+          <w:vertAlign w:val="superscript"/>
+        </w:rPr>
         <w:t xml:space="preserve">tot</w:t>
       </w:r>
       <w:r>
         <w:rPr>
           <w:rFonts w:ascii="Times New Roman" w:cs="Times New Roman" w:eastAsia="Times New Roman" w:hAnsi="Times New Roman"/>
         </w:rPr>
-        <w:t xml:space="preserve"> = Q</w:t>
+        <w:t xml:space="preserve"> − q</w:t>
       </w:r>
       <w:r>
         <w:rPr>
           <w:rFonts w:ascii="Times New Roman" w:cs="Times New Roman" w:eastAsia="Times New Roman" w:hAnsi="Times New Roman"/>
           <w:vertAlign w:val="subscript"/>
         </w:rPr>
-        <w:t xml:space="preserve">сут</w:t>
+        <w:t xml:space="preserve">U</w:t>
       </w:r>
       <w:r>
         <w:rPr>
           <w:rFonts w:ascii="Times New Roman" w:cs="Times New Roman" w:eastAsia="Times New Roman" w:hAnsi="Times New Roman"/>
           <w:vertAlign w:val="superscript"/>
         </w:rPr>
-        <w:t xml:space="preserve">tot</w:t>
-      </w:r>
-      <w:r>
-        <w:rPr>
-          <w:rFonts w:ascii="Times New Roman" w:cs="Times New Roman" w:eastAsia="Times New Roman" w:hAnsi="Times New Roman"/>
-        </w:rPr>
-        <w:t xml:space="preserve">/T</w:t>
+        <w:t xml:space="preserve">h</w:t>
+      </w:r>
+      <w:r>
+        <w:rPr>
+          <w:rFonts w:ascii="Times New Roman" w:cs="Times New Roman" w:eastAsia="Times New Roman" w:hAnsi="Times New Roman"/>
+        </w:rPr>
+        <w:t xml:space="preserve">)·U/1000</w:t>
       </w:r>
       <w:r>
         <w:rPr>
@@ -4814,32 +4864,20 @@
           <w:rFonts w:ascii="Times New Roman" w:cs="Times New Roman" w:eastAsia="Times New Roman" w:hAnsi="Times New Roman"/>
           <w:vertAlign w:val="subscript"/>
         </w:rPr>
-        <w:t xml:space="preserve">T</w:t>
+        <w:t xml:space="preserve">U,m</w:t>
       </w:r>
       <w:r>
         <w:rPr>
           <w:rFonts w:ascii="Times New Roman" w:cs="Times New Roman" w:eastAsia="Times New Roman" w:hAnsi="Times New Roman"/>
           <w:vertAlign w:val="superscript"/>
         </w:rPr>
-        <w:t xml:space="preserve">tot</w:t>
-      </w:r>
-      <w:r>
-        <w:rPr>
-          <w:rFonts w:ascii="Times New Roman" w:cs="Times New Roman" w:eastAsia="Times New Roman" w:hAnsi="Times New Roman"/>
-        </w:rPr>
-        <w:t xml:space="preserve"> = 45,18/24 = 1,883 м³/ч,</w:t>
-      </w:r>
-    </w:p>
-    <w:p>
-      <w:pPr>
-        <w:spacing w:after="0" w:before="0" w:line="360" w:lineRule="auto"/>
-        <w:jc w:val="both"/>
-      </w:pPr>
-      <w:r>
-        <w:rPr>
-          <w:rFonts w:ascii="Times New Roman" w:cs="Times New Roman" w:eastAsia="Times New Roman" w:hAnsi="Times New Roman"/>
-        </w:rPr>
-        <w:t xml:space="preserve">где T = 24 ч — продолжительность водопотребления.</w:t>
+        <w:t xml:space="preserve">c</w:t>
+      </w:r>
+      <w:r>
+        <w:rPr>
+          <w:rFonts w:ascii="Times New Roman" w:cs="Times New Roman" w:eastAsia="Times New Roman" w:hAnsi="Times New Roman"/>
+        </w:rPr>
+        <w:t xml:space="preserve"> = (180 − 70)·251/1000 = 27,61 м³/сут.</w:t>
       </w:r>
     </w:p>
     <w:p>
@@ -4853,7 +4891,7 @@
         <w:rPr>
           <w:rFonts w:ascii="Times New Roman" w:cs="Times New Roman" w:eastAsia="Times New Roman" w:hAnsi="Times New Roman"/>
         </w:rPr>
-        <w:t xml:space="preserve">Вероятность действия приборов (п. 5.4 [1]):</w:t>
+        <w:t xml:space="preserve">Среднечасовой расход:</w:t>
       </w:r>
     </w:p>
     <w:p>
@@ -4874,33 +4912,47 @@
         <w:rPr>
           <w:rFonts w:ascii="Times New Roman" w:cs="Times New Roman" w:eastAsia="Times New Roman" w:hAnsi="Times New Roman"/>
         </w:rPr>
-        <w:t xml:space="preserve">P = q</w:t>
+        <w:t xml:space="preserve">q</w:t>
       </w:r>
       <w:r>
         <w:rPr>
           <w:rFonts w:ascii="Times New Roman" w:cs="Times New Roman" w:eastAsia="Times New Roman" w:hAnsi="Times New Roman"/>
           <w:vertAlign w:val="subscript"/>
         </w:rPr>
-        <w:t xml:space="preserve">hr,u</w:t>
-      </w:r>
-      <w:r>
-        <w:rPr>
-          <w:rFonts w:ascii="Times New Roman" w:cs="Times New Roman" w:eastAsia="Times New Roman" w:hAnsi="Times New Roman"/>
-        </w:rPr>
-        <w:t xml:space="preserve">·U/(3600·N·q</w:t>
+        <w:t xml:space="preserve">T</w:t>
+      </w:r>
+      <w:r>
+        <w:rPr>
+          <w:rFonts w:ascii="Times New Roman" w:cs="Times New Roman" w:eastAsia="Times New Roman" w:hAnsi="Times New Roman"/>
+          <w:vertAlign w:val="superscript"/>
+        </w:rPr>
+        <w:t xml:space="preserve">tot</w:t>
+      </w:r>
+      <w:r>
+        <w:rPr>
+          <w:rFonts w:ascii="Times New Roman" w:cs="Times New Roman" w:eastAsia="Times New Roman" w:hAnsi="Times New Roman"/>
+        </w:rPr>
+        <w:t xml:space="preserve"> = q</w:t>
       </w:r>
       <w:r>
         <w:rPr>
           <w:rFonts w:ascii="Times New Roman" w:cs="Times New Roman" w:eastAsia="Times New Roman" w:hAnsi="Times New Roman"/>
           <w:vertAlign w:val="subscript"/>
         </w:rPr>
-        <w:t xml:space="preserve">0</w:t>
-      </w:r>
-      <w:r>
-        <w:rPr>
-          <w:rFonts w:ascii="Times New Roman" w:cs="Times New Roman" w:eastAsia="Times New Roman" w:hAnsi="Times New Roman"/>
-        </w:rPr>
-        <w:t xml:space="preserve">)</w:t>
+        <w:t xml:space="preserve">U,m</w:t>
+      </w:r>
+      <w:r>
+        <w:rPr>
+          <w:rFonts w:ascii="Times New Roman" w:cs="Times New Roman" w:eastAsia="Times New Roman" w:hAnsi="Times New Roman"/>
+          <w:vertAlign w:val="superscript"/>
+        </w:rPr>
+        <w:t xml:space="preserve">tot</w:t>
+      </w:r>
+      <w:r>
+        <w:rPr>
+          <w:rFonts w:ascii="Times New Roman" w:cs="Times New Roman" w:eastAsia="Times New Roman" w:hAnsi="Times New Roman"/>
+        </w:rPr>
+        <w:t xml:space="preserve">/T</w:t>
       </w:r>
       <w:r>
         <w:rPr>
@@ -4918,7 +4970,14 @@
         <w:rPr>
           <w:rFonts w:ascii="Times New Roman" w:cs="Times New Roman" w:eastAsia="Times New Roman" w:hAnsi="Times New Roman"/>
         </w:rPr>
-        <w:t xml:space="preserve">P</w:t>
+        <w:t xml:space="preserve">q</w:t>
+      </w:r>
+      <w:r>
+        <w:rPr>
+          <w:rFonts w:ascii="Times New Roman" w:cs="Times New Roman" w:eastAsia="Times New Roman" w:hAnsi="Times New Roman"/>
+          <w:vertAlign w:val="subscript"/>
+        </w:rPr>
+        <w:t xml:space="preserve">T</w:t>
       </w:r>
       <w:r>
         <w:rPr>
@@ -4931,20 +4990,19 @@
         <w:rPr>
           <w:rFonts w:ascii="Times New Roman" w:cs="Times New Roman" w:eastAsia="Times New Roman" w:hAnsi="Times New Roman"/>
         </w:rPr>
-        <w:t xml:space="preserve"> = 11,6·251/(3600·264·0,3) = 0,01021;   P</w:t>
-      </w:r>
-      <w:r>
-        <w:rPr>
-          <w:rFonts w:ascii="Times New Roman" w:cs="Times New Roman" w:eastAsia="Times New Roman" w:hAnsi="Times New Roman"/>
-          <w:vertAlign w:val="superscript"/>
-        </w:rPr>
-        <w:t xml:space="preserve">c</w:t>
-      </w:r>
-      <w:r>
-        <w:rPr>
-          <w:rFonts w:ascii="Times New Roman" w:cs="Times New Roman" w:eastAsia="Times New Roman" w:hAnsi="Times New Roman"/>
-        </w:rPr>
-        <w:t xml:space="preserve"> = 5,1·251/(3600·264·0,2) = 0,00673.</w:t>
+        <w:t xml:space="preserve"> = 45,18/24 = 1,883 м³/ч,</w:t>
+      </w:r>
+    </w:p>
+    <w:p>
+      <w:pPr>
+        <w:spacing w:after="0" w:before="0" w:line="360" w:lineRule="auto"/>
+        <w:jc w:val="both"/>
+      </w:pPr>
+      <w:r>
+        <w:rPr>
+          <w:rFonts w:ascii="Times New Roman" w:cs="Times New Roman" w:eastAsia="Times New Roman" w:hAnsi="Times New Roman"/>
+        </w:rPr>
+        <w:t xml:space="preserve">где T = 24 ч — продолжительность водопотребления.</w:t>
       </w:r>
     </w:p>
     <w:p>
@@ -4958,7 +5016,7 @@
         <w:rPr>
           <w:rFonts w:ascii="Times New Roman" w:cs="Times New Roman" w:eastAsia="Times New Roman" w:hAnsi="Times New Roman"/>
         </w:rPr>
-        <w:t xml:space="preserve">Максимальный секундный расход (п. 5.3 [1]):</w:t>
+        <w:t xml:space="preserve">Вероятность действия приборов (п. 5.4 [1]):</w:t>
       </w:r>
     </w:p>
     <w:p>
@@ -4979,32 +5037,39 @@
         <w:rPr>
           <w:rFonts w:ascii="Times New Roman" w:cs="Times New Roman" w:eastAsia="Times New Roman" w:hAnsi="Times New Roman"/>
         </w:rPr>
-        <w:t xml:space="preserve">q = 5·α·q</w:t>
+        <w:t xml:space="preserve">P = q</w:t>
       </w:r>
       <w:r>
         <w:rPr>
           <w:rFonts w:ascii="Times New Roman" w:cs="Times New Roman" w:eastAsia="Times New Roman" w:hAnsi="Times New Roman"/>
           <w:vertAlign w:val="subscript"/>
         </w:rPr>
+        <w:t xml:space="preserve">hr,U</w:t>
+      </w:r>
+      <w:r>
+        <w:rPr>
+          <w:rFonts w:ascii="Times New Roman" w:cs="Times New Roman" w:eastAsia="Times New Roman" w:hAnsi="Times New Roman"/>
+        </w:rPr>
+        <w:t xml:space="preserve">·U/(q</w:t>
+      </w:r>
+      <w:r>
+        <w:rPr>
+          <w:rFonts w:ascii="Times New Roman" w:cs="Times New Roman" w:eastAsia="Times New Roman" w:hAnsi="Times New Roman"/>
+          <w:vertAlign w:val="subscript"/>
+        </w:rPr>
         <w:t xml:space="preserve">0</w:t>
       </w:r>
       <w:r>
         <w:rPr>
           <w:rFonts w:ascii="Times New Roman" w:cs="Times New Roman" w:eastAsia="Times New Roman" w:hAnsi="Times New Roman"/>
         </w:rPr>
+        <w:t xml:space="preserve">·N·3600)</w:t>
+      </w:r>
+      <w:r>
+        <w:rPr>
+          <w:rFonts w:ascii="Times New Roman" w:cs="Times New Roman" w:eastAsia="Times New Roman" w:hAnsi="Times New Roman"/>
+        </w:rPr>
         <w:t xml:space="preserve">	(1.6)</w:t>
-      </w:r>
-    </w:p>
-    <w:p>
-      <w:pPr>
-        <w:spacing w:after="0" w:before="0" w:line="360" w:lineRule="auto"/>
-        <w:jc w:val="both"/>
-      </w:pPr>
-      <w:r>
-        <w:rPr>
-          <w:rFonts w:ascii="Times New Roman" w:cs="Times New Roman" w:eastAsia="Times New Roman" w:hAnsi="Times New Roman"/>
-        </w:rPr>
-        <w:t xml:space="preserve">где α — коэффициент по таблице Б.2 [1] в зависимости от произведения NP; как в примерах методических указаний [5], принимается значение для ближайшего меньшего табличного NP.</w:t>
       </w:r>
     </w:p>
     <w:p>
@@ -5016,7 +5081,7 @@
         <w:rPr>
           <w:rFonts w:ascii="Times New Roman" w:cs="Times New Roman" w:eastAsia="Times New Roman" w:hAnsi="Times New Roman"/>
         </w:rPr>
-        <w:t xml:space="preserve">q</w:t>
+        <w:t xml:space="preserve">P</w:t>
       </w:r>
       <w:r>
         <w:rPr>
@@ -5029,7 +5094,7 @@
         <w:rPr>
           <w:rFonts w:ascii="Times New Roman" w:cs="Times New Roman" w:eastAsia="Times New Roman" w:hAnsi="Times New Roman"/>
         </w:rPr>
-        <w:t xml:space="preserve"> = 5·1,684·0,3 = 2,526 л/с  (NP = 2,696);   q</w:t>
+        <w:t xml:space="preserve"> = 11,6·251/(3600·264·0,3) = 0,01021;   P</w:t>
       </w:r>
       <w:r>
         <w:rPr>
@@ -5042,7 +5107,7 @@
         <w:rPr>
           <w:rFonts w:ascii="Times New Roman" w:cs="Times New Roman" w:eastAsia="Times New Roman" w:hAnsi="Times New Roman"/>
         </w:rPr>
-        <w:t xml:space="preserve"> = 5·1,328·0,2 = 1,328 л/с  (NP = 1,778).</w:t>
+        <w:t xml:space="preserve"> = 5,1·251/(3600·264·0,2) = 0,00673.</w:t>
       </w:r>
     </w:p>
     <w:p>
@@ -5056,7 +5121,7 @@
         <w:rPr>
           <w:rFonts w:ascii="Times New Roman" w:cs="Times New Roman" w:eastAsia="Times New Roman" w:hAnsi="Times New Roman"/>
         </w:rPr>
-        <w:t xml:space="preserve">Часовая вероятность действия приборов и максимальный часовой расход (пп. 5.9, 5.10 [1]):</w:t>
+        <w:t xml:space="preserve">Максимальный секундный расход (п. 5.3 [1]):</w:t>
       </w:r>
     </w:p>
     <w:p>
@@ -5077,46 +5142,162 @@
         <w:rPr>
           <w:rFonts w:ascii="Times New Roman" w:cs="Times New Roman" w:eastAsia="Times New Roman" w:hAnsi="Times New Roman"/>
         </w:rPr>
-        <w:t xml:space="preserve">P</w:t>
+        <w:t xml:space="preserve">q = 5·α·q</w:t>
       </w:r>
       <w:r>
         <w:rPr>
           <w:rFonts w:ascii="Times New Roman" w:cs="Times New Roman" w:eastAsia="Times New Roman" w:hAnsi="Times New Roman"/>
           <w:vertAlign w:val="subscript"/>
         </w:rPr>
-        <w:t xml:space="preserve">hr</w:t>
-      </w:r>
-      <w:r>
-        <w:rPr>
-          <w:rFonts w:ascii="Times New Roman" w:cs="Times New Roman" w:eastAsia="Times New Roman" w:hAnsi="Times New Roman"/>
-        </w:rPr>
-        <w:t xml:space="preserve"> = 3600·P·q</w:t>
+        <w:t xml:space="preserve">0</w:t>
+      </w:r>
+      <w:r>
+        <w:rPr>
+          <w:rFonts w:ascii="Times New Roman" w:cs="Times New Roman" w:eastAsia="Times New Roman" w:hAnsi="Times New Roman"/>
+        </w:rPr>
+        <w:t xml:space="preserve">	(1.7)</w:t>
+      </w:r>
+    </w:p>
+    <w:p>
+      <w:pPr>
+        <w:spacing w:after="0" w:before="0" w:line="360" w:lineRule="auto"/>
+        <w:jc w:val="both"/>
+      </w:pPr>
+      <w:r>
+        <w:rPr>
+          <w:rFonts w:ascii="Times New Roman" w:cs="Times New Roman" w:eastAsia="Times New Roman" w:hAnsi="Times New Roman"/>
+        </w:rPr>
+        <w:t xml:space="preserve">где α — коэффициент по таблице Б.2 [1] в зависимости от произведения NP (при P &gt; 0,1 и N ≤ 200 — по таблице Б.1 [1]); промежуточные значения находятся линейной интерполяцией α = α</w:t>
       </w:r>
       <w:r>
         <w:rPr>
           <w:rFonts w:ascii="Times New Roman" w:cs="Times New Roman" w:eastAsia="Times New Roman" w:hAnsi="Times New Roman"/>
           <w:vertAlign w:val="subscript"/>
         </w:rPr>
-        <w:t xml:space="preserve">0</w:t>
-      </w:r>
-      <w:r>
-        <w:rPr>
-          <w:rFonts w:ascii="Times New Roman" w:cs="Times New Roman" w:eastAsia="Times New Roman" w:hAnsi="Times New Roman"/>
-        </w:rPr>
-        <w:t xml:space="preserve">/q</w:t>
+        <w:t xml:space="preserve">1</w:t>
+      </w:r>
+      <w:r>
+        <w:rPr>
+          <w:rFonts w:ascii="Times New Roman" w:cs="Times New Roman" w:eastAsia="Times New Roman" w:hAnsi="Times New Roman"/>
+        </w:rPr>
+        <w:t xml:space="preserve"> + (NP − NP</w:t>
       </w:r>
       <w:r>
         <w:rPr>
           <w:rFonts w:ascii="Times New Roman" w:cs="Times New Roman" w:eastAsia="Times New Roman" w:hAnsi="Times New Roman"/>
           <w:vertAlign w:val="subscript"/>
         </w:rPr>
-        <w:t xml:space="preserve">0,hr</w:t>
-      </w:r>
-      <w:r>
-        <w:rPr>
-          <w:rFonts w:ascii="Times New Roman" w:cs="Times New Roman" w:eastAsia="Times New Roman" w:hAnsi="Times New Roman"/>
-        </w:rPr>
-        <w:t xml:space="preserve">	(1.7)</w:t>
+        <w:t xml:space="preserve">1</w:t>
+      </w:r>
+      <w:r>
+        <w:rPr>
+          <w:rFonts w:ascii="Times New Roman" w:cs="Times New Roman" w:eastAsia="Times New Roman" w:hAnsi="Times New Roman"/>
+        </w:rPr>
+        <w:t xml:space="preserve">)·(α</w:t>
+      </w:r>
+      <w:r>
+        <w:rPr>
+          <w:rFonts w:ascii="Times New Roman" w:cs="Times New Roman" w:eastAsia="Times New Roman" w:hAnsi="Times New Roman"/>
+          <w:vertAlign w:val="subscript"/>
+        </w:rPr>
+        <w:t xml:space="preserve">2</w:t>
+      </w:r>
+      <w:r>
+        <w:rPr>
+          <w:rFonts w:ascii="Times New Roman" w:cs="Times New Roman" w:eastAsia="Times New Roman" w:hAnsi="Times New Roman"/>
+        </w:rPr>
+        <w:t xml:space="preserve"> − α</w:t>
+      </w:r>
+      <w:r>
+        <w:rPr>
+          <w:rFonts w:ascii="Times New Roman" w:cs="Times New Roman" w:eastAsia="Times New Roman" w:hAnsi="Times New Roman"/>
+          <w:vertAlign w:val="subscript"/>
+        </w:rPr>
+        <w:t xml:space="preserve">1</w:t>
+      </w:r>
+      <w:r>
+        <w:rPr>
+          <w:rFonts w:ascii="Times New Roman" w:cs="Times New Roman" w:eastAsia="Times New Roman" w:hAnsi="Times New Roman"/>
+        </w:rPr>
+        <w:t xml:space="preserve">)/(NP</w:t>
+      </w:r>
+      <w:r>
+        <w:rPr>
+          <w:rFonts w:ascii="Times New Roman" w:cs="Times New Roman" w:eastAsia="Times New Roman" w:hAnsi="Times New Roman"/>
+          <w:vertAlign w:val="subscript"/>
+        </w:rPr>
+        <w:t xml:space="preserve">2</w:t>
+      </w:r>
+      <w:r>
+        <w:rPr>
+          <w:rFonts w:ascii="Times New Roman" w:cs="Times New Roman" w:eastAsia="Times New Roman" w:hAnsi="Times New Roman"/>
+        </w:rPr>
+        <w:t xml:space="preserve"> − NP</w:t>
+      </w:r>
+      <w:r>
+        <w:rPr>
+          <w:rFonts w:ascii="Times New Roman" w:cs="Times New Roman" w:eastAsia="Times New Roman" w:hAnsi="Times New Roman"/>
+          <w:vertAlign w:val="subscript"/>
+        </w:rPr>
+        <w:t xml:space="preserve">1</w:t>
+      </w:r>
+      <w:r>
+        <w:rPr>
+          <w:rFonts w:ascii="Times New Roman" w:cs="Times New Roman" w:eastAsia="Times New Roman" w:hAnsi="Times New Roman"/>
+        </w:rPr>
+        <w:t xml:space="preserve">).</w:t>
+      </w:r>
+    </w:p>
+    <w:p>
+      <w:pPr>
+        <w:spacing w:after="60" w:before="0" w:line="360" w:lineRule="auto"/>
+        <w:jc w:val="center"/>
+      </w:pPr>
+      <w:r>
+        <w:rPr>
+          <w:rFonts w:ascii="Times New Roman" w:cs="Times New Roman" w:eastAsia="Times New Roman" w:hAnsi="Times New Roman"/>
+        </w:rPr>
+        <w:t xml:space="preserve">q</w:t>
+      </w:r>
+      <w:r>
+        <w:rPr>
+          <w:rFonts w:ascii="Times New Roman" w:cs="Times New Roman" w:eastAsia="Times New Roman" w:hAnsi="Times New Roman"/>
+          <w:vertAlign w:val="superscript"/>
+        </w:rPr>
+        <w:t xml:space="preserve">tot</w:t>
+      </w:r>
+      <w:r>
+        <w:rPr>
+          <w:rFonts w:ascii="Times New Roman" w:cs="Times New Roman" w:eastAsia="Times New Roman" w:hAnsi="Times New Roman"/>
+        </w:rPr>
+        <w:t xml:space="preserve"> = 5·1,722·0,3 = 2,584 л/с  (NP = 2,696);   q</w:t>
+      </w:r>
+      <w:r>
+        <w:rPr>
+          <w:rFonts w:ascii="Times New Roman" w:cs="Times New Roman" w:eastAsia="Times New Roman" w:hAnsi="Times New Roman"/>
+          <w:vertAlign w:val="superscript"/>
+        </w:rPr>
+        <w:t xml:space="preserve">c</w:t>
+      </w:r>
+      <w:r>
+        <w:rPr>
+          <w:rFonts w:ascii="Times New Roman" w:cs="Times New Roman" w:eastAsia="Times New Roman" w:hAnsi="Times New Roman"/>
+        </w:rPr>
+        <w:t xml:space="preserve"> = 5·1,340·0,2 = 1,340 л/с  (NP = 1,778).</w:t>
+      </w:r>
+    </w:p>
+    <w:p>
+      <w:pPr>
+        <w:keepNext/>
+        <w:spacing w:after="0" w:before="0" w:line="360" w:lineRule="auto"/>
+        <w:ind w:firstLine="709"/>
+        <w:jc w:val="both"/>
+      </w:pPr>
+      <w:r>
+        <w:rPr>
+          <w:rFonts w:ascii="Times New Roman" w:cs="Times New Roman" w:eastAsia="Times New Roman" w:hAnsi="Times New Roman"/>
+        </w:rPr>
+        <w:t xml:space="preserve">Часовая вероятность действия приборов и максимальный часовой расход (пп. 5.9, 5.10 [1]):</w:t>
       </w:r>
     </w:p>
     <w:p>
@@ -5137,7 +5318,7 @@
         <w:rPr>
           <w:rFonts w:ascii="Times New Roman" w:cs="Times New Roman" w:eastAsia="Times New Roman" w:hAnsi="Times New Roman"/>
         </w:rPr>
-        <w:t xml:space="preserve">q</w:t>
+        <w:t xml:space="preserve">P</w:t>
       </w:r>
       <w:r>
         <w:rPr>
@@ -5150,20 +5331,20 @@
         <w:rPr>
           <w:rFonts w:ascii="Times New Roman" w:cs="Times New Roman" w:eastAsia="Times New Roman" w:hAnsi="Times New Roman"/>
         </w:rPr>
-        <w:t xml:space="preserve"> = 0,005·α</w:t>
+        <w:t xml:space="preserve"> = 3600·P·q</w:t>
       </w:r>
       <w:r>
         <w:rPr>
           <w:rFonts w:ascii="Times New Roman" w:cs="Times New Roman" w:eastAsia="Times New Roman" w:hAnsi="Times New Roman"/>
           <w:vertAlign w:val="subscript"/>
         </w:rPr>
-        <w:t xml:space="preserve">hr</w:t>
-      </w:r>
-      <w:r>
-        <w:rPr>
-          <w:rFonts w:ascii="Times New Roman" w:cs="Times New Roman" w:eastAsia="Times New Roman" w:hAnsi="Times New Roman"/>
-        </w:rPr>
-        <w:t xml:space="preserve">·q</w:t>
+        <w:t xml:space="preserve">0</w:t>
+      </w:r>
+      <w:r>
+        <w:rPr>
+          <w:rFonts w:ascii="Times New Roman" w:cs="Times New Roman" w:eastAsia="Times New Roman" w:hAnsi="Times New Roman"/>
+        </w:rPr>
+        <w:t xml:space="preserve">/q</w:t>
       </w:r>
       <w:r>
         <w:rPr>
@@ -5177,153 +5358,6 @@
           <w:rFonts w:ascii="Times New Roman" w:cs="Times New Roman" w:eastAsia="Times New Roman" w:hAnsi="Times New Roman"/>
         </w:rPr>
         <w:t xml:space="preserve">	(1.8)</w:t>
-      </w:r>
-    </w:p>
-    <w:p>
-      <w:pPr>
-        <w:spacing w:after="60" w:before="0" w:line="360" w:lineRule="auto"/>
-        <w:jc w:val="center"/>
-      </w:pPr>
-      <w:r>
-        <w:rPr>
-          <w:rFonts w:ascii="Times New Roman" w:cs="Times New Roman" w:eastAsia="Times New Roman" w:hAnsi="Times New Roman"/>
-        </w:rPr>
-        <w:t xml:space="preserve">P</w:t>
-      </w:r>
-      <w:r>
-        <w:rPr>
-          <w:rFonts w:ascii="Times New Roman" w:cs="Times New Roman" w:eastAsia="Times New Roman" w:hAnsi="Times New Roman"/>
-          <w:vertAlign w:val="subscript"/>
-        </w:rPr>
-        <w:t xml:space="preserve">hr</w:t>
-      </w:r>
-      <w:r>
-        <w:rPr>
-          <w:rFonts w:ascii="Times New Roman" w:cs="Times New Roman" w:eastAsia="Times New Roman" w:hAnsi="Times New Roman"/>
-          <w:vertAlign w:val="superscript"/>
-        </w:rPr>
-        <w:t xml:space="preserve">tot</w:t>
-      </w:r>
-      <w:r>
-        <w:rPr>
-          <w:rFonts w:ascii="Times New Roman" w:cs="Times New Roman" w:eastAsia="Times New Roman" w:hAnsi="Times New Roman"/>
-        </w:rPr>
-        <w:t xml:space="preserve"> = 3600·0,01021·0,3/300 = 0,03676;   q</w:t>
-      </w:r>
-      <w:r>
-        <w:rPr>
-          <w:rFonts w:ascii="Times New Roman" w:cs="Times New Roman" w:eastAsia="Times New Roman" w:hAnsi="Times New Roman"/>
-          <w:vertAlign w:val="subscript"/>
-        </w:rPr>
-        <w:t xml:space="preserve">hr</w:t>
-      </w:r>
-      <w:r>
-        <w:rPr>
-          <w:rFonts w:ascii="Times New Roman" w:cs="Times New Roman" w:eastAsia="Times New Roman" w:hAnsi="Times New Roman"/>
-          <w:vertAlign w:val="superscript"/>
-        </w:rPr>
-        <w:t xml:space="preserve">tot</w:t>
-      </w:r>
-      <w:r>
-        <w:rPr>
-          <w:rFonts w:ascii="Times New Roman" w:cs="Times New Roman" w:eastAsia="Times New Roman" w:hAnsi="Times New Roman"/>
-        </w:rPr>
-        <w:t xml:space="preserve"> = 0,005·4,037·300 = 6,056 м³/ч;</w:t>
-      </w:r>
-    </w:p>
-    <w:p>
-      <w:pPr>
-        <w:spacing w:after="60" w:before="0" w:line="360" w:lineRule="auto"/>
-        <w:jc w:val="center"/>
-      </w:pPr>
-      <w:r>
-        <w:rPr>
-          <w:rFonts w:ascii="Times New Roman" w:cs="Times New Roman" w:eastAsia="Times New Roman" w:hAnsi="Times New Roman"/>
-        </w:rPr>
-        <w:t xml:space="preserve">P</w:t>
-      </w:r>
-      <w:r>
-        <w:rPr>
-          <w:rFonts w:ascii="Times New Roman" w:cs="Times New Roman" w:eastAsia="Times New Roman" w:hAnsi="Times New Roman"/>
-          <w:vertAlign w:val="subscript"/>
-        </w:rPr>
-        <w:t xml:space="preserve">hr</w:t>
-      </w:r>
-      <w:r>
-        <w:rPr>
-          <w:rFonts w:ascii="Times New Roman" w:cs="Times New Roman" w:eastAsia="Times New Roman" w:hAnsi="Times New Roman"/>
-          <w:vertAlign w:val="superscript"/>
-        </w:rPr>
-        <w:t xml:space="preserve">c</w:t>
-      </w:r>
-      <w:r>
-        <w:rPr>
-          <w:rFonts w:ascii="Times New Roman" w:cs="Times New Roman" w:eastAsia="Times New Roman" w:hAnsi="Times New Roman"/>
-        </w:rPr>
-        <w:t xml:space="preserve"> = 3600·0,00673·0,2/200 = 0,02424;   q</w:t>
-      </w:r>
-      <w:r>
-        <w:rPr>
-          <w:rFonts w:ascii="Times New Roman" w:cs="Times New Roman" w:eastAsia="Times New Roman" w:hAnsi="Times New Roman"/>
-          <w:vertAlign w:val="subscript"/>
-        </w:rPr>
-        <w:t xml:space="preserve">hr</w:t>
-      </w:r>
-      <w:r>
-        <w:rPr>
-          <w:rFonts w:ascii="Times New Roman" w:cs="Times New Roman" w:eastAsia="Times New Roman" w:hAnsi="Times New Roman"/>
-          <w:vertAlign w:val="superscript"/>
-        </w:rPr>
-        <w:t xml:space="preserve">c</w:t>
-      </w:r>
-      <w:r>
-        <w:rPr>
-          <w:rFonts w:ascii="Times New Roman" w:cs="Times New Roman" w:eastAsia="Times New Roman" w:hAnsi="Times New Roman"/>
-        </w:rPr>
-        <w:t xml:space="preserve"> = 0,005·3,021·200 = 3,021 м³/ч.</w:t>
-      </w:r>
-    </w:p>
-    <w:p>
-      <w:pPr>
-        <w:pStyle w:val="Heading2"/>
-        <w:keepNext/>
-        <w:spacing w:after="280" w:before="280" w:line="360" w:lineRule="auto"/>
-        <w:ind w:firstLine="709"/>
-      </w:pPr>
-      <w:r>
-        <w:rPr>
-          <w:rFonts w:ascii="Times New Roman" w:cs="Times New Roman" w:eastAsia="Times New Roman" w:hAnsi="Times New Roman"/>
-          <w:b/>
-          <w:bCs/>
-        </w:rPr>
-        <w:t xml:space="preserve">1.3 Гидравлический расчёт сети В1</w:t>
-      </w:r>
-    </w:p>
-    <w:p>
-      <w:pPr>
-        <w:spacing w:after="0" w:before="0" w:line="360" w:lineRule="auto"/>
-        <w:ind w:firstLine="709"/>
-        <w:jc w:val="both"/>
-      </w:pPr>
-      <w:r>
-        <w:rPr>
-          <w:rFonts w:ascii="Times New Roman" w:cs="Times New Roman" w:eastAsia="Times New Roman" w:hAnsi="Times New Roman"/>
-        </w:rPr>
-        <w:t xml:space="preserve">Расчёт выполняется на пропуск максимального секундного расхода холодной воды по диктующему направлению — от наиболее высоко расположенного и удалённого от ввода прибора до насосной. Наиболее удалён от ввода стояк Ст.В1-4 секции 2. В квартире верхнего (11-го) этажа сравнивались два прибора: мойка (высота излива 1,0 м над полом, Σh = 9,44 м, отметка + Σh = 42,44 м) и душевая сетка над ванной (1,95 м, Σh = 9,19 м, отметка + Σh = 43,14 м). Диктующим прибором принята душевая сетка над ванной.</w:t>
-      </w:r>
-    </w:p>
-    <w:p>
-      <w:pPr>
-        <w:keepNext/>
-        <w:spacing w:after="0" w:before="0" w:line="360" w:lineRule="auto"/>
-        <w:ind w:firstLine="709"/>
-        <w:jc w:val="both"/>
-      </w:pPr>
-      <w:r>
-        <w:rPr>
-          <w:rFonts w:ascii="Times New Roman" w:cs="Times New Roman" w:eastAsia="Times New Roman" w:hAnsi="Times New Roman"/>
-        </w:rPr>
-        <w:t xml:space="preserve">Диаметры подбираются по таблицам Ф.А. Шевелёва [9] для стальных водогазопроводных труб при скорости 0,3–1,5 м/с (для стояков и магистрали — не более 1,2 м/с). Потери напора на участке:</w:t>
       </w:r>
     </w:p>
     <w:p>
@@ -5344,6 +5378,213 @@
         <w:rPr>
           <w:rFonts w:ascii="Times New Roman" w:cs="Times New Roman" w:eastAsia="Times New Roman" w:hAnsi="Times New Roman"/>
         </w:rPr>
+        <w:t xml:space="preserve">q</w:t>
+      </w:r>
+      <w:r>
+        <w:rPr>
+          <w:rFonts w:ascii="Times New Roman" w:cs="Times New Roman" w:eastAsia="Times New Roman" w:hAnsi="Times New Roman"/>
+          <w:vertAlign w:val="subscript"/>
+        </w:rPr>
+        <w:t xml:space="preserve">hr</w:t>
+      </w:r>
+      <w:r>
+        <w:rPr>
+          <w:rFonts w:ascii="Times New Roman" w:cs="Times New Roman" w:eastAsia="Times New Roman" w:hAnsi="Times New Roman"/>
+        </w:rPr>
+        <w:t xml:space="preserve"> = 0,005·α</w:t>
+      </w:r>
+      <w:r>
+        <w:rPr>
+          <w:rFonts w:ascii="Times New Roman" w:cs="Times New Roman" w:eastAsia="Times New Roman" w:hAnsi="Times New Roman"/>
+          <w:vertAlign w:val="subscript"/>
+        </w:rPr>
+        <w:t xml:space="preserve">hr</w:t>
+      </w:r>
+      <w:r>
+        <w:rPr>
+          <w:rFonts w:ascii="Times New Roman" w:cs="Times New Roman" w:eastAsia="Times New Roman" w:hAnsi="Times New Roman"/>
+        </w:rPr>
+        <w:t xml:space="preserve">·q</w:t>
+      </w:r>
+      <w:r>
+        <w:rPr>
+          <w:rFonts w:ascii="Times New Roman" w:cs="Times New Roman" w:eastAsia="Times New Roman" w:hAnsi="Times New Roman"/>
+          <w:vertAlign w:val="subscript"/>
+        </w:rPr>
+        <w:t xml:space="preserve">0,hr</w:t>
+      </w:r>
+      <w:r>
+        <w:rPr>
+          <w:rFonts w:ascii="Times New Roman" w:cs="Times New Roman" w:eastAsia="Times New Roman" w:hAnsi="Times New Roman"/>
+        </w:rPr>
+        <w:t xml:space="preserve">	(1.9)</w:t>
+      </w:r>
+    </w:p>
+    <w:p>
+      <w:pPr>
+        <w:spacing w:after="60" w:before="0" w:line="360" w:lineRule="auto"/>
+        <w:jc w:val="center"/>
+      </w:pPr>
+      <w:r>
+        <w:rPr>
+          <w:rFonts w:ascii="Times New Roman" w:cs="Times New Roman" w:eastAsia="Times New Roman" w:hAnsi="Times New Roman"/>
+        </w:rPr>
+        <w:t xml:space="preserve">P</w:t>
+      </w:r>
+      <w:r>
+        <w:rPr>
+          <w:rFonts w:ascii="Times New Roman" w:cs="Times New Roman" w:eastAsia="Times New Roman" w:hAnsi="Times New Roman"/>
+          <w:vertAlign w:val="subscript"/>
+        </w:rPr>
+        <w:t xml:space="preserve">hr</w:t>
+      </w:r>
+      <w:r>
+        <w:rPr>
+          <w:rFonts w:ascii="Times New Roman" w:cs="Times New Roman" w:eastAsia="Times New Roman" w:hAnsi="Times New Roman"/>
+          <w:vertAlign w:val="superscript"/>
+        </w:rPr>
+        <w:t xml:space="preserve">tot</w:t>
+      </w:r>
+      <w:r>
+        <w:rPr>
+          <w:rFonts w:ascii="Times New Roman" w:cs="Times New Roman" w:eastAsia="Times New Roman" w:hAnsi="Times New Roman"/>
+        </w:rPr>
+        <w:t xml:space="preserve"> = 3600·0,01021·0,3/300 = 0,03676;   q</w:t>
+      </w:r>
+      <w:r>
+        <w:rPr>
+          <w:rFonts w:ascii="Times New Roman" w:cs="Times New Roman" w:eastAsia="Times New Roman" w:hAnsi="Times New Roman"/>
+          <w:vertAlign w:val="subscript"/>
+        </w:rPr>
+        <w:t xml:space="preserve">hr</w:t>
+      </w:r>
+      <w:r>
+        <w:rPr>
+          <w:rFonts w:ascii="Times New Roman" w:cs="Times New Roman" w:eastAsia="Times New Roman" w:hAnsi="Times New Roman"/>
+          <w:vertAlign w:val="superscript"/>
+        </w:rPr>
+        <w:t xml:space="preserve">tot</w:t>
+      </w:r>
+      <w:r>
+        <w:rPr>
+          <w:rFonts w:ascii="Times New Roman" w:cs="Times New Roman" w:eastAsia="Times New Roman" w:hAnsi="Times New Roman"/>
+        </w:rPr>
+        <w:t xml:space="preserve"> = 0,005·4,039·300 = 6,058 м³/ч;</w:t>
+      </w:r>
+    </w:p>
+    <w:p>
+      <w:pPr>
+        <w:spacing w:after="60" w:before="0" w:line="360" w:lineRule="auto"/>
+        <w:jc w:val="center"/>
+      </w:pPr>
+      <w:r>
+        <w:rPr>
+          <w:rFonts w:ascii="Times New Roman" w:cs="Times New Roman" w:eastAsia="Times New Roman" w:hAnsi="Times New Roman"/>
+        </w:rPr>
+        <w:t xml:space="preserve">P</w:t>
+      </w:r>
+      <w:r>
+        <w:rPr>
+          <w:rFonts w:ascii="Times New Roman" w:cs="Times New Roman" w:eastAsia="Times New Roman" w:hAnsi="Times New Roman"/>
+          <w:vertAlign w:val="subscript"/>
+        </w:rPr>
+        <w:t xml:space="preserve">hr</w:t>
+      </w:r>
+      <w:r>
+        <w:rPr>
+          <w:rFonts w:ascii="Times New Roman" w:cs="Times New Roman" w:eastAsia="Times New Roman" w:hAnsi="Times New Roman"/>
+          <w:vertAlign w:val="superscript"/>
+        </w:rPr>
+        <w:t xml:space="preserve">c</w:t>
+      </w:r>
+      <w:r>
+        <w:rPr>
+          <w:rFonts w:ascii="Times New Roman" w:cs="Times New Roman" w:eastAsia="Times New Roman" w:hAnsi="Times New Roman"/>
+        </w:rPr>
+        <w:t xml:space="preserve"> = 3600·0,00673·0,2/200 = 0,02424;   q</w:t>
+      </w:r>
+      <w:r>
+        <w:rPr>
+          <w:rFonts w:ascii="Times New Roman" w:cs="Times New Roman" w:eastAsia="Times New Roman" w:hAnsi="Times New Roman"/>
+          <w:vertAlign w:val="subscript"/>
+        </w:rPr>
+        <w:t xml:space="preserve">hr</w:t>
+      </w:r>
+      <w:r>
+        <w:rPr>
+          <w:rFonts w:ascii="Times New Roman" w:cs="Times New Roman" w:eastAsia="Times New Roman" w:hAnsi="Times New Roman"/>
+          <w:vertAlign w:val="superscript"/>
+        </w:rPr>
+        <w:t xml:space="preserve">c</w:t>
+      </w:r>
+      <w:r>
+        <w:rPr>
+          <w:rFonts w:ascii="Times New Roman" w:cs="Times New Roman" w:eastAsia="Times New Roman" w:hAnsi="Times New Roman"/>
+        </w:rPr>
+        <w:t xml:space="preserve"> = 0,005·3,021·200 = 3,021 м³/ч.</w:t>
+      </w:r>
+    </w:p>
+    <w:p>
+      <w:pPr>
+        <w:pStyle w:val="Heading2"/>
+        <w:keepNext/>
+        <w:spacing w:after="280" w:before="280" w:line="360" w:lineRule="auto"/>
+        <w:ind w:firstLine="709"/>
+      </w:pPr>
+      <w:r>
+        <w:rPr>
+          <w:rFonts w:ascii="Times New Roman" w:cs="Times New Roman" w:eastAsia="Times New Roman" w:hAnsi="Times New Roman"/>
+          <w:b/>
+          <w:bCs/>
+        </w:rPr>
+        <w:t xml:space="preserve">1.3 Гидравлический расчёт сети В1</w:t>
+      </w:r>
+    </w:p>
+    <w:p>
+      <w:pPr>
+        <w:spacing w:after="0" w:before="0" w:line="360" w:lineRule="auto"/>
+        <w:ind w:firstLine="709"/>
+        <w:jc w:val="both"/>
+      </w:pPr>
+      <w:r>
+        <w:rPr>
+          <w:rFonts w:ascii="Times New Roman" w:cs="Times New Roman" w:eastAsia="Times New Roman" w:hAnsi="Times New Roman"/>
+        </w:rPr>
+        <w:t xml:space="preserve">Расчёт выполняется на пропуск максимального секундного расхода холодной воды по диктующему направлению — от наиболее высоко расположенного и удалённого от ввода прибора до насосной. Наиболее удалён от ввода стояк Ст.В1-4 секции 2. В квартире верхнего (11-го) этажа сравнивались два прибора: мойка (высота излива 1,0 м над полом, Σh = 9,57 м, отметка + Σh = 42,57 м) и душевая сетка над ванной (1,95 м, Σh = 9,32 м, отметка + Σh = 43,27 м). Диктующим прибором принята душевая сетка над ванной.</w:t>
+      </w:r>
+    </w:p>
+    <w:p>
+      <w:pPr>
+        <w:keepNext/>
+        <w:spacing w:after="0" w:before="0" w:line="360" w:lineRule="auto"/>
+        <w:ind w:firstLine="709"/>
+        <w:jc w:val="both"/>
+      </w:pPr>
+      <w:r>
+        <w:rPr>
+          <w:rFonts w:ascii="Times New Roman" w:cs="Times New Roman" w:eastAsia="Times New Roman" w:hAnsi="Times New Roman"/>
+        </w:rPr>
+        <w:t xml:space="preserve">Диаметры подбираются по таблицам Ф.А. Шевелёва [9] для стальных водогазопроводных труб при скорости 0,3–1,5 м/с (для стояков и магистрали — не более 1,2 м/с). Потери напора на участке:</w:t>
+      </w:r>
+    </w:p>
+    <w:p>
+      <w:pPr>
+        <w:tabs>
+          <w:tab w:val="center" w:pos="4961"/>
+          <w:tab w:val="right" w:pos="9921"/>
+        </w:tabs>
+        <w:spacing w:after="60" w:before="60" w:line="360" w:lineRule="auto"/>
+      </w:pPr>
+      <w:r>
+        <w:rPr>
+          <w:rFonts w:ascii="Times New Roman" w:cs="Times New Roman" w:eastAsia="Times New Roman" w:hAnsi="Times New Roman"/>
+        </w:rPr>
+        <w:t xml:space="preserve">	</w:t>
+      </w:r>
+      <w:r>
+        <w:rPr>
+          <w:rFonts w:ascii="Times New Roman" w:cs="Times New Roman" w:eastAsia="Times New Roman" w:hAnsi="Times New Roman"/>
+        </w:rPr>
         <w:t xml:space="preserve">h = i·L·(1 + K</w:t>
       </w:r>
       <w:r>
@@ -5363,7 +5604,7 @@
         <w:rPr>
           <w:rFonts w:ascii="Times New Roman" w:cs="Times New Roman" w:eastAsia="Times New Roman" w:hAnsi="Times New Roman"/>
         </w:rPr>
-        <w:t xml:space="preserve">	(1.9)</w:t>
+        <w:t xml:space="preserve">	(1.10)</w:t>
       </w:r>
     </w:p>
     <w:p>
@@ -6577,7 +6818,7 @@
                 <w:sz w:val="20"/>
                 <w:szCs w:val="20"/>
               </w:rPr>
-              <w:t xml:space="preserve">414,3</w:t>
+              <w:t xml:space="preserve">415,9</w:t>
             </w:r>
           </w:p>
         </w:tc>
@@ -6609,7 +6850,7 @@
                 <w:sz w:val="20"/>
                 <w:szCs w:val="20"/>
               </w:rPr>
-              <w:t xml:space="preserve">0,394</w:t>
+              <w:t xml:space="preserve">0,395</w:t>
             </w:r>
           </w:p>
         </w:tc>
@@ -6641,7 +6882,7 @@
                 <w:sz w:val="20"/>
                 <w:szCs w:val="20"/>
               </w:rPr>
-              <w:t xml:space="preserve">0,512</w:t>
+              <w:t xml:space="preserve">0,514</w:t>
             </w:r>
           </w:p>
         </w:tc>
@@ -6838,7 +7079,7 @@
                 <w:sz w:val="20"/>
                 <w:szCs w:val="20"/>
               </w:rPr>
-              <w:t xml:space="preserve">0,228</w:t>
+              <w:t xml:space="preserve">0,230</w:t>
             </w:r>
           </w:p>
         </w:tc>
@@ -6870,7 +7111,7 @@
                 <w:sz w:val="20"/>
                 <w:szCs w:val="20"/>
               </w:rPr>
-              <w:t xml:space="preserve">0,228</w:t>
+              <w:t xml:space="preserve">0,230</w:t>
             </w:r>
           </w:p>
         </w:tc>
@@ -6934,7 +7175,7 @@
                 <w:sz w:val="20"/>
                 <w:szCs w:val="20"/>
               </w:rPr>
-              <w:t xml:space="preserve">1,34</w:t>
+              <w:t xml:space="preserve">1,35</w:t>
             </w:r>
           </w:p>
         </w:tc>
@@ -6966,7 +7207,7 @@
                 <w:sz w:val="20"/>
                 <w:szCs w:val="20"/>
               </w:rPr>
-              <w:t xml:space="preserve">465,9</w:t>
+              <w:t xml:space="preserve">473,6</w:t>
             </w:r>
           </w:p>
         </w:tc>
@@ -6998,7 +7239,7 @@
                 <w:sz w:val="20"/>
                 <w:szCs w:val="20"/>
               </w:rPr>
-              <w:t xml:space="preserve">0,559</w:t>
+              <w:t xml:space="preserve">0,568</w:t>
             </w:r>
           </w:p>
         </w:tc>
@@ -7030,7 +7271,7 @@
                 <w:sz w:val="20"/>
                 <w:szCs w:val="20"/>
               </w:rPr>
-              <w:t xml:space="preserve">0,727</w:t>
+              <w:t xml:space="preserve">0,739</w:t>
             </w:r>
           </w:p>
         </w:tc>
@@ -7227,7 +7468,7 @@
                 <w:sz w:val="20"/>
                 <w:szCs w:val="20"/>
               </w:rPr>
-              <w:t xml:space="preserve">0,276</w:t>
+              <w:t xml:space="preserve">0,280</w:t>
             </w:r>
           </w:p>
         </w:tc>
@@ -7259,7 +7500,7 @@
                 <w:sz w:val="20"/>
                 <w:szCs w:val="20"/>
               </w:rPr>
-              <w:t xml:space="preserve">0,276</w:t>
+              <w:t xml:space="preserve">0,280</w:t>
             </w:r>
           </w:p>
         </w:tc>
@@ -7355,7 +7596,7 @@
                 <w:sz w:val="20"/>
                 <w:szCs w:val="20"/>
               </w:rPr>
-              <w:t xml:space="preserve">37,3</w:t>
+              <w:t xml:space="preserve">38,2</w:t>
             </w:r>
           </w:p>
         </w:tc>
@@ -7387,7 +7628,7 @@
                 <w:sz w:val="20"/>
                 <w:szCs w:val="20"/>
               </w:rPr>
-              <w:t xml:space="preserve">0,119</w:t>
+              <w:t xml:space="preserve">0,122</w:t>
             </w:r>
           </w:p>
         </w:tc>
@@ -7419,7 +7660,7 @@
                 <w:sz w:val="20"/>
                 <w:szCs w:val="20"/>
               </w:rPr>
-              <w:t xml:space="preserve">0,155</w:t>
+              <w:t xml:space="preserve">0,159</w:t>
             </w:r>
           </w:p>
         </w:tc>
@@ -7616,7 +7857,7 @@
                 <w:sz w:val="20"/>
                 <w:szCs w:val="20"/>
               </w:rPr>
-              <w:t xml:space="preserve">0,349</w:t>
+              <w:t xml:space="preserve">0,352</w:t>
             </w:r>
           </w:p>
         </w:tc>
@@ -7648,7 +7889,7 @@
                 <w:sz w:val="20"/>
                 <w:szCs w:val="20"/>
               </w:rPr>
-              <w:t xml:space="preserve">0,349</w:t>
+              <w:t xml:space="preserve">0,352</w:t>
             </w:r>
           </w:p>
         </w:tc>
@@ -7712,7 +7953,7 @@
                 <w:sz w:val="20"/>
                 <w:szCs w:val="20"/>
               </w:rPr>
-              <w:t xml:space="preserve">0,65</w:t>
+              <w:t xml:space="preserve">0,66</w:t>
             </w:r>
           </w:p>
         </w:tc>
@@ -7744,7 +7985,7 @@
                 <w:sz w:val="20"/>
                 <w:szCs w:val="20"/>
               </w:rPr>
-              <w:t xml:space="preserve">57,2</w:t>
+              <w:t xml:space="preserve">58,2</w:t>
             </w:r>
           </w:p>
         </w:tc>
@@ -7776,7 +8017,7 @@
                 <w:sz w:val="20"/>
                 <w:szCs w:val="20"/>
               </w:rPr>
-              <w:t xml:space="preserve">0,183</w:t>
+              <w:t xml:space="preserve">0,186</w:t>
             </w:r>
           </w:p>
         </w:tc>
@@ -7808,7 +8049,7 @@
                 <w:sz w:val="20"/>
                 <w:szCs w:val="20"/>
               </w:rPr>
-              <w:t xml:space="preserve">0,238</w:t>
+              <w:t xml:space="preserve">0,242</w:t>
             </w:r>
           </w:p>
         </w:tc>
@@ -8005,7 +8246,7 @@
                 <w:sz w:val="20"/>
                 <w:szCs w:val="20"/>
               </w:rPr>
-              <w:t xml:space="preserve">0,410</w:t>
+              <w:t xml:space="preserve">0,412</w:t>
             </w:r>
           </w:p>
         </w:tc>
@@ -8037,7 +8278,7 @@
                 <w:sz w:val="20"/>
                 <w:szCs w:val="20"/>
               </w:rPr>
-              <w:t xml:space="preserve">0,410</w:t>
+              <w:t xml:space="preserve">0,412</w:t>
             </w:r>
           </w:p>
         </w:tc>
@@ -8133,7 +8374,7 @@
                 <w:sz w:val="20"/>
                 <w:szCs w:val="20"/>
               </w:rPr>
-              <w:t xml:space="preserve">76,9</w:t>
+              <w:t xml:space="preserve">77,4</w:t>
             </w:r>
           </w:p>
         </w:tc>
@@ -8165,7 +8406,7 @@
                 <w:sz w:val="20"/>
                 <w:szCs w:val="20"/>
               </w:rPr>
-              <w:t xml:space="preserve">0,246</w:t>
+              <w:t xml:space="preserve">0,248</w:t>
             </w:r>
           </w:p>
         </w:tc>
@@ -8197,7 +8438,7 @@
                 <w:sz w:val="20"/>
                 <w:szCs w:val="20"/>
               </w:rPr>
-              <w:t xml:space="preserve">0,320</w:t>
+              <w:t xml:space="preserve">0,322</w:t>
             </w:r>
           </w:p>
         </w:tc>
@@ -8394,7 +8635,7 @@
                 <w:sz w:val="20"/>
                 <w:szCs w:val="20"/>
               </w:rPr>
-              <w:t xml:space="preserve">0,458</w:t>
+              <w:t xml:space="preserve">0,463</w:t>
             </w:r>
           </w:p>
         </w:tc>
@@ -8426,7 +8667,7 @@
                 <w:sz w:val="20"/>
                 <w:szCs w:val="20"/>
               </w:rPr>
-              <w:t xml:space="preserve">0,458</w:t>
+              <w:t xml:space="preserve">0,463</w:t>
             </w:r>
           </w:p>
         </w:tc>
@@ -8490,7 +8731,7 @@
                 <w:sz w:val="20"/>
                 <w:szCs w:val="20"/>
               </w:rPr>
-              <w:t xml:space="preserve">0,86</w:t>
+              <w:t xml:space="preserve">0,87</w:t>
             </w:r>
           </w:p>
         </w:tc>
@@ -8522,7 +8763,7 @@
                 <w:sz w:val="20"/>
                 <w:szCs w:val="20"/>
               </w:rPr>
-              <w:t xml:space="preserve">94,3</w:t>
+              <w:t xml:space="preserve">96,2</w:t>
             </w:r>
           </w:p>
         </w:tc>
@@ -8554,7 +8795,7 @@
                 <w:sz w:val="20"/>
                 <w:szCs w:val="20"/>
               </w:rPr>
-              <w:t xml:space="preserve">0,302</w:t>
+              <w:t xml:space="preserve">0,308</w:t>
             </w:r>
           </w:p>
         </w:tc>
@@ -8586,7 +8827,7 @@
                 <w:sz w:val="20"/>
                 <w:szCs w:val="20"/>
               </w:rPr>
-              <w:t xml:space="preserve">0,392</w:t>
+              <w:t xml:space="preserve">0,400</w:t>
             </w:r>
           </w:p>
         </w:tc>
@@ -8783,7 +9024,7 @@
                 <w:sz w:val="20"/>
                 <w:szCs w:val="20"/>
               </w:rPr>
-              <w:t xml:space="preserve">0,502</w:t>
+              <w:t xml:space="preserve">0,510</w:t>
             </w:r>
           </w:p>
         </w:tc>
@@ -8815,7 +9056,7 @@
                 <w:sz w:val="20"/>
                 <w:szCs w:val="20"/>
               </w:rPr>
-              <w:t xml:space="preserve">0,502</w:t>
+              <w:t xml:space="preserve">0,510</w:t>
             </w:r>
           </w:p>
         </w:tc>
@@ -8879,7 +9120,7 @@
                 <w:sz w:val="20"/>
                 <w:szCs w:val="20"/>
               </w:rPr>
-              <w:t xml:space="preserve">0,94</w:t>
+              <w:t xml:space="preserve">0,95</w:t>
             </w:r>
           </w:p>
         </w:tc>
@@ -8911,7 +9152,7 @@
                 <w:sz w:val="20"/>
                 <w:szCs w:val="20"/>
               </w:rPr>
-              <w:t xml:space="preserve">111,8</w:t>
+              <w:t xml:space="preserve">114,9</w:t>
             </w:r>
           </w:p>
         </w:tc>
@@ -8943,7 +9184,7 @@
                 <w:sz w:val="20"/>
                 <w:szCs w:val="20"/>
               </w:rPr>
-              <w:t xml:space="preserve">0,358</w:t>
+              <w:t xml:space="preserve">0,368</w:t>
             </w:r>
           </w:p>
         </w:tc>
@@ -8975,7 +9216,7 @@
                 <w:sz w:val="20"/>
                 <w:szCs w:val="20"/>
               </w:rPr>
-              <w:t xml:space="preserve">0,465</w:t>
+              <w:t xml:space="preserve">0,478</w:t>
             </w:r>
           </w:p>
         </w:tc>
@@ -9172,7 +9413,7 @@
                 <w:sz w:val="20"/>
                 <w:szCs w:val="20"/>
               </w:rPr>
-              <w:t xml:space="preserve">0,550</w:t>
+              <w:t xml:space="preserve">0,553</w:t>
             </w:r>
           </w:p>
         </w:tc>
@@ -9204,7 +9445,7 @@
                 <w:sz w:val="20"/>
                 <w:szCs w:val="20"/>
               </w:rPr>
-              <w:t xml:space="preserve">0,550</w:t>
+              <w:t xml:space="preserve">0,553</w:t>
             </w:r>
           </w:p>
         </w:tc>
@@ -9300,7 +9541,7 @@
                 <w:sz w:val="20"/>
                 <w:szCs w:val="20"/>
               </w:rPr>
-              <w:t xml:space="preserve">132,4</w:t>
+              <w:t xml:space="preserve">133,6</w:t>
             </w:r>
           </w:p>
         </w:tc>
@@ -9332,7 +9573,7 @@
                 <w:sz w:val="20"/>
                 <w:szCs w:val="20"/>
               </w:rPr>
-              <w:t xml:space="preserve">0,424</w:t>
+              <w:t xml:space="preserve">0,428</w:t>
             </w:r>
           </w:p>
         </w:tc>
@@ -9364,7 +9605,7 @@
                 <w:sz w:val="20"/>
                 <w:szCs w:val="20"/>
               </w:rPr>
-              <w:t xml:space="preserve">0,551</w:t>
+              <w:t xml:space="preserve">0,556</w:t>
             </w:r>
           </w:p>
         </w:tc>
@@ -9561,7 +9802,7 @@
                 <w:sz w:val="20"/>
                 <w:szCs w:val="20"/>
               </w:rPr>
-              <w:t xml:space="preserve">0,588</w:t>
+              <w:t xml:space="preserve">0,593</w:t>
             </w:r>
           </w:p>
         </w:tc>
@@ -9593,7 +9834,7 @@
                 <w:sz w:val="20"/>
                 <w:szCs w:val="20"/>
               </w:rPr>
-              <w:t xml:space="preserve">0,588</w:t>
+              <w:t xml:space="preserve">0,593</w:t>
             </w:r>
           </w:p>
         </w:tc>
@@ -9657,7 +9898,7 @@
                 <w:sz w:val="20"/>
                 <w:szCs w:val="20"/>
               </w:rPr>
-              <w:t xml:space="preserve">1,10</w:t>
+              <w:t xml:space="preserve">1,11</w:t>
             </w:r>
           </w:p>
         </w:tc>
@@ -9689,7 +9930,7 @@
                 <w:sz w:val="20"/>
                 <w:szCs w:val="20"/>
               </w:rPr>
-              <w:t xml:space="preserve">150,0</w:t>
+              <w:t xml:space="preserve">152,4</w:t>
             </w:r>
           </w:p>
         </w:tc>
@@ -9721,7 +9962,7 @@
                 <w:sz w:val="20"/>
                 <w:szCs w:val="20"/>
               </w:rPr>
-              <w:t xml:space="preserve">0,480</w:t>
+              <w:t xml:space="preserve">0,488</w:t>
             </w:r>
           </w:p>
         </w:tc>
@@ -9753,7 +9994,7 @@
                 <w:sz w:val="20"/>
                 <w:szCs w:val="20"/>
               </w:rPr>
-              <w:t xml:space="preserve">0,624</w:t>
+              <w:t xml:space="preserve">0,634</w:t>
             </w:r>
           </w:p>
         </w:tc>
@@ -9950,7 +10191,7 @@
                 <w:sz w:val="20"/>
                 <w:szCs w:val="20"/>
               </w:rPr>
-              <w:t xml:space="preserve">0,631</w:t>
+              <w:t xml:space="preserve">0,632</w:t>
             </w:r>
           </w:p>
         </w:tc>
@@ -9982,7 +10223,7 @@
                 <w:sz w:val="20"/>
                 <w:szCs w:val="20"/>
               </w:rPr>
-              <w:t xml:space="preserve">0,631</w:t>
+              <w:t xml:space="preserve">0,632</w:t>
             </w:r>
           </w:p>
         </w:tc>
@@ -10078,7 +10319,7 @@
                 <w:sz w:val="20"/>
                 <w:szCs w:val="20"/>
               </w:rPr>
-              <w:t xml:space="preserve">171,2</w:t>
+              <w:t xml:space="preserve">171,5</w:t>
             </w:r>
           </w:p>
         </w:tc>
@@ -10110,7 +10351,7 @@
                 <w:sz w:val="20"/>
                 <w:szCs w:val="20"/>
               </w:rPr>
-              <w:t xml:space="preserve">0,548</w:t>
+              <w:t xml:space="preserve">0,549</w:t>
             </w:r>
           </w:p>
         </w:tc>
@@ -10142,7 +10383,7 @@
                 <w:sz w:val="20"/>
                 <w:szCs w:val="20"/>
               </w:rPr>
-              <w:t xml:space="preserve">0,712</w:t>
+              <w:t xml:space="preserve">0,714</w:t>
             </w:r>
           </w:p>
         </w:tc>
@@ -10339,7 +10580,7 @@
                 <w:sz w:val="20"/>
                 <w:szCs w:val="20"/>
               </w:rPr>
-              <w:t xml:space="preserve">0,665</w:t>
+              <w:t xml:space="preserve">0,668</w:t>
             </w:r>
           </w:p>
         </w:tc>
@@ -10371,7 +10612,7 @@
                 <w:sz w:val="20"/>
                 <w:szCs w:val="20"/>
               </w:rPr>
-              <w:t xml:space="preserve">0,665</w:t>
+              <w:t xml:space="preserve">0,668</w:t>
             </w:r>
           </w:p>
         </w:tc>
@@ -10467,7 +10708,7 @@
                 <w:sz w:val="20"/>
                 <w:szCs w:val="20"/>
               </w:rPr>
-              <w:t xml:space="preserve">44,1</w:t>
+              <w:t xml:space="preserve">44,5</w:t>
             </w:r>
           </w:p>
         </w:tc>
@@ -10499,7 +10740,7 @@
                 <w:sz w:val="20"/>
                 <w:szCs w:val="20"/>
               </w:rPr>
-              <w:t xml:space="preserve">0,141</w:t>
+              <w:t xml:space="preserve">0,142</w:t>
             </w:r>
           </w:p>
         </w:tc>
@@ -10531,7 +10772,7 @@
                 <w:sz w:val="20"/>
                 <w:szCs w:val="20"/>
               </w:rPr>
-              <w:t xml:space="preserve">0,183</w:t>
+              <w:t xml:space="preserve">0,185</w:t>
             </w:r>
           </w:p>
         </w:tc>
@@ -10728,7 +10969,7 @@
                 <w:sz w:val="20"/>
                 <w:szCs w:val="20"/>
               </w:rPr>
-              <w:t xml:space="preserve">0,692</w:t>
+              <w:t xml:space="preserve">0,703</w:t>
             </w:r>
           </w:p>
         </w:tc>
@@ -10760,7 +11001,7 @@
                 <w:sz w:val="20"/>
                 <w:szCs w:val="20"/>
               </w:rPr>
-              <w:t xml:space="preserve">0,692</w:t>
+              <w:t xml:space="preserve">0,703</w:t>
             </w:r>
           </w:p>
         </w:tc>
@@ -10824,7 +11065,7 @@
                 <w:sz w:val="20"/>
                 <w:szCs w:val="20"/>
               </w:rPr>
-              <w:t xml:space="preserve">0,72</w:t>
+              <w:t xml:space="preserve">0,74</w:t>
             </w:r>
           </w:p>
         </w:tc>
@@ -10856,7 +11097,7 @@
                 <w:sz w:val="20"/>
                 <w:szCs w:val="20"/>
               </w:rPr>
-              <w:t xml:space="preserve">47,4</w:t>
+              <w:t xml:space="preserve">48,8</w:t>
             </w:r>
           </w:p>
         </w:tc>
@@ -10888,7 +11129,7 @@
                 <w:sz w:val="20"/>
                 <w:szCs w:val="20"/>
               </w:rPr>
-              <w:t xml:space="preserve">0,152</w:t>
+              <w:t xml:space="preserve">0,156</w:t>
             </w:r>
           </w:p>
         </w:tc>
@@ -10920,7 +11161,7 @@
                 <w:sz w:val="20"/>
                 <w:szCs w:val="20"/>
               </w:rPr>
-              <w:t xml:space="preserve">0,197</w:t>
+              <w:t xml:space="preserve">0,203</w:t>
             </w:r>
           </w:p>
         </w:tc>
@@ -11117,7 +11358,7 @@
                 <w:sz w:val="20"/>
                 <w:szCs w:val="20"/>
               </w:rPr>
-              <w:t xml:space="preserve">0,730</w:t>
+              <w:t xml:space="preserve">0,738</w:t>
             </w:r>
           </w:p>
         </w:tc>
@@ -11149,7 +11390,7 @@
                 <w:sz w:val="20"/>
                 <w:szCs w:val="20"/>
               </w:rPr>
-              <w:t xml:space="preserve">0,730</w:t>
+              <w:t xml:space="preserve">0,738</w:t>
             </w:r>
           </w:p>
         </w:tc>
@@ -11213,7 +11454,7 @@
                 <w:sz w:val="20"/>
                 <w:szCs w:val="20"/>
               </w:rPr>
-              <w:t xml:space="preserve">0,76</w:t>
+              <w:t xml:space="preserve">0,77</w:t>
             </w:r>
           </w:p>
         </w:tc>
@@ -11245,7 +11486,7 @@
                 <w:sz w:val="20"/>
                 <w:szCs w:val="20"/>
               </w:rPr>
-              <w:t xml:space="preserve">52,3</w:t>
+              <w:t xml:space="preserve">53,3</w:t>
             </w:r>
           </w:p>
         </w:tc>
@@ -11277,7 +11518,7 @@
                 <w:sz w:val="20"/>
                 <w:szCs w:val="20"/>
               </w:rPr>
-              <w:t xml:space="preserve">0,068</w:t>
+              <w:t xml:space="preserve">0,069</w:t>
             </w:r>
           </w:p>
         </w:tc>
@@ -11309,7 +11550,7 @@
                 <w:sz w:val="20"/>
                 <w:szCs w:val="20"/>
               </w:rPr>
-              <w:t xml:space="preserve">0,088</w:t>
+              <w:t xml:space="preserve">0,090</w:t>
             </w:r>
           </w:p>
         </w:tc>
@@ -11506,7 +11747,7 @@
                 <w:sz w:val="20"/>
                 <w:szCs w:val="20"/>
               </w:rPr>
-              <w:t xml:space="preserve">0,730</w:t>
+              <w:t xml:space="preserve">0,738</w:t>
             </w:r>
           </w:p>
         </w:tc>
@@ -11538,7 +11779,7 @@
                 <w:sz w:val="20"/>
                 <w:szCs w:val="20"/>
               </w:rPr>
-              <w:t xml:space="preserve">0,730</w:t>
+              <w:t xml:space="preserve">0,738</w:t>
             </w:r>
           </w:p>
         </w:tc>
@@ -11602,7 +11843,7 @@
                 <w:sz w:val="20"/>
                 <w:szCs w:val="20"/>
               </w:rPr>
-              <w:t xml:space="preserve">0,76</w:t>
+              <w:t xml:space="preserve">0,77</w:t>
             </w:r>
           </w:p>
         </w:tc>
@@ -11634,7 +11875,7 @@
                 <w:sz w:val="20"/>
                 <w:szCs w:val="20"/>
               </w:rPr>
-              <w:t xml:space="preserve">52,3</w:t>
+              <w:t xml:space="preserve">53,3</w:t>
             </w:r>
           </w:p>
         </w:tc>
@@ -11666,7 +11907,7 @@
                 <w:sz w:val="20"/>
                 <w:szCs w:val="20"/>
               </w:rPr>
-              <w:t xml:space="preserve">0,800</w:t>
+              <w:t xml:space="preserve">0,815</w:t>
             </w:r>
           </w:p>
         </w:tc>
@@ -11698,7 +11939,7 @@
                 <w:sz w:val="20"/>
                 <w:szCs w:val="20"/>
               </w:rPr>
-              <w:t xml:space="preserve">1,040</w:t>
+              <w:t xml:space="preserve">1,060</w:t>
             </w:r>
           </w:p>
         </w:tc>
@@ -11895,7 +12136,7 @@
                 <w:sz w:val="20"/>
                 <w:szCs w:val="20"/>
               </w:rPr>
-              <w:t xml:space="preserve">0,905</w:t>
+              <w:t xml:space="preserve">0,910</w:t>
             </w:r>
           </w:p>
         </w:tc>
@@ -11927,7 +12168,7 @@
                 <w:sz w:val="20"/>
                 <w:szCs w:val="20"/>
               </w:rPr>
-              <w:t xml:space="preserve">0,905</w:t>
+              <w:t xml:space="preserve">0,910</w:t>
             </w:r>
           </w:p>
         </w:tc>
@@ -12023,7 +12264,7 @@
                 <w:sz w:val="20"/>
                 <w:szCs w:val="20"/>
               </w:rPr>
-              <w:t xml:space="preserve">77,8</w:t>
+              <w:t xml:space="preserve">78,6</w:t>
             </w:r>
           </w:p>
         </w:tc>
@@ -12055,7 +12296,7 @@
                 <w:sz w:val="20"/>
                 <w:szCs w:val="20"/>
               </w:rPr>
-              <w:t xml:space="preserve">0,653</w:t>
+              <w:t xml:space="preserve">0,660</w:t>
             </w:r>
           </w:p>
         </w:tc>
@@ -12087,7 +12328,7 @@
                 <w:sz w:val="20"/>
                 <w:szCs w:val="20"/>
               </w:rPr>
-              <w:t xml:space="preserve">0,849</w:t>
+              <w:t xml:space="preserve">0,858</w:t>
             </w:r>
           </w:p>
         </w:tc>
@@ -12284,7 +12525,7 @@
                 <w:sz w:val="20"/>
                 <w:szCs w:val="20"/>
               </w:rPr>
-              <w:t xml:space="preserve">1,191</w:t>
+              <w:t xml:space="preserve">1,206</w:t>
             </w:r>
           </w:p>
         </w:tc>
@@ -12316,7 +12557,7 @@
                 <w:sz w:val="20"/>
                 <w:szCs w:val="20"/>
               </w:rPr>
-              <w:t xml:space="preserve">1,191</w:t>
+              <w:t xml:space="preserve">1,206</w:t>
             </w:r>
           </w:p>
         </w:tc>
@@ -12380,7 +12621,7 @@
                 <w:sz w:val="20"/>
                 <w:szCs w:val="20"/>
               </w:rPr>
-              <w:t xml:space="preserve">0,95</w:t>
+              <w:t xml:space="preserve">0,96</w:t>
             </w:r>
           </w:p>
         </w:tc>
@@ -12412,7 +12653,7 @@
                 <w:sz w:val="20"/>
                 <w:szCs w:val="20"/>
               </w:rPr>
-              <w:t xml:space="preserve">65,4</w:t>
+              <w:t xml:space="preserve">66,9</w:t>
             </w:r>
           </w:p>
         </w:tc>
@@ -12444,7 +12685,7 @@
                 <w:sz w:val="20"/>
                 <w:szCs w:val="20"/>
               </w:rPr>
-              <w:t xml:space="preserve">0,765</w:t>
+              <w:t xml:space="preserve">0,783</w:t>
             </w:r>
           </w:p>
         </w:tc>
@@ -12476,7 +12717,7 @@
                 <w:sz w:val="20"/>
                 <w:szCs w:val="20"/>
               </w:rPr>
-              <w:t xml:space="preserve">0,994</w:t>
+              <w:t xml:space="preserve">1,018</w:t>
             </w:r>
           </w:p>
         </w:tc>
@@ -12673,7 +12914,7 @@
                 <w:sz w:val="20"/>
                 <w:szCs w:val="20"/>
               </w:rPr>
-              <w:t xml:space="preserve">1,328</w:t>
+              <w:t xml:space="preserve">1,340</w:t>
             </w:r>
           </w:p>
         </w:tc>
@@ -12705,7 +12946,7 @@
                 <w:sz w:val="20"/>
                 <w:szCs w:val="20"/>
               </w:rPr>
-              <w:t xml:space="preserve">1,328</w:t>
+              <w:t xml:space="preserve">1,340</w:t>
             </w:r>
           </w:p>
         </w:tc>
@@ -12769,7 +13010,7 @@
                 <w:sz w:val="20"/>
                 <w:szCs w:val="20"/>
               </w:rPr>
-              <w:t xml:space="preserve">1,06</w:t>
+              <w:t xml:space="preserve">1,07</w:t>
             </w:r>
           </w:p>
         </w:tc>
@@ -12801,7 +13042,7 @@
                 <w:sz w:val="20"/>
                 <w:szCs w:val="20"/>
               </w:rPr>
-              <w:t xml:space="preserve">80,0</w:t>
+              <w:t xml:space="preserve">81,4</w:t>
             </w:r>
           </w:p>
         </w:tc>
@@ -12833,7 +13074,7 @@
                 <w:sz w:val="20"/>
                 <w:szCs w:val="20"/>
               </w:rPr>
-              <w:t xml:space="preserve">0,280</w:t>
+              <w:t xml:space="preserve">0,285</w:t>
             </w:r>
           </w:p>
         </w:tc>
@@ -12865,7 +13106,7 @@
                 <w:sz w:val="20"/>
                 <w:szCs w:val="20"/>
               </w:rPr>
-              <w:t xml:space="preserve">0,364</w:t>
+              <w:t xml:space="preserve">0,371</w:t>
             </w:r>
           </w:p>
         </w:tc>
@@ -12886,7 +13127,7 @@
         <w:rPr>
           <w:rFonts w:ascii="Times New Roman" w:cs="Times New Roman" w:eastAsia="Times New Roman" w:hAnsi="Times New Roman"/>
         </w:rPr>
-        <w:t xml:space="preserve">Суммарные потери напора по диктующему направлению Σh = 9,19 м. P</w:t>
+        <w:t xml:space="preserve">Суммарные потери напора по диктующему направлению Σh = 9,32 м. P</w:t>
       </w:r>
       <w:r>
         <w:rPr>
@@ -12925,7 +13166,7 @@
         <w:rPr>
           <w:rFonts w:ascii="Times New Roman" w:cs="Times New Roman" w:eastAsia="Times New Roman" w:hAnsi="Times New Roman"/>
         </w:rPr>
-        <w:t xml:space="preserve"> = 2,526 л/с, так как горячая вода приготавливается в ИТП здания из воды того же ввода. Для ПЭ100 SDR17 Ø63 мм скорость v = 1,05 м/с, гидравлический уклон i = 0,0223; по формуле (1.9) потери на вводе h</w:t>
+        <w:t xml:space="preserve"> = 2,584 л/с, так как горячая вода приготавливается в ИТП здания из воды того же ввода. Для ПЭ100 SDR17 Ø63 мм скорость v = 1,07 м/с, гидравлический уклон по формуле Дарси–Вейсбаха (λ по формуле Свами–Джейна при эквивалентной шероховатости 0,01 мм) i = 0,0232; по формуле (1.10) потери на вводе h</w:t>
       </w:r>
       <w:r>
         <w:rPr>
@@ -12938,7 +13179,7 @@
         <w:rPr>
           <w:rFonts w:ascii="Times New Roman" w:cs="Times New Roman" w:eastAsia="Times New Roman" w:hAnsi="Times New Roman"/>
         </w:rPr>
-        <w:t xml:space="preserve"> = 0,0223·25·1,3 = 0,72 м.</w:t>
+        <w:t xml:space="preserve"> = 0,0232·25·1,3 = 0,75 м.</w:t>
       </w:r>
     </w:p>
     <w:p>
@@ -13015,7 +13256,7 @@
         <w:rPr>
           <w:rFonts w:ascii="Times New Roman" w:cs="Times New Roman" w:eastAsia="Times New Roman" w:hAnsi="Times New Roman"/>
         </w:rPr>
-        <w:t xml:space="preserve">	(1.10)</w:t>
+        <w:t xml:space="preserve">	(1.11)</w:t>
       </w:r>
     </w:p>
     <w:p>
@@ -13060,7 +13301,7 @@
         <w:rPr>
           <w:rFonts w:ascii="Times New Roman" w:cs="Times New Roman" w:eastAsia="Times New Roman" w:hAnsi="Times New Roman"/>
         </w:rPr>
-        <w:t xml:space="preserve"> = 1,883 м³/ч. Счётчик DN25 (эксплуатационный расход 2,8 м³/ч) даёт потери 2,64·2,526² = 16,84 м &gt; 5 м, DN32 — 1,3·2,526² = 8,29 м &gt; 5 м. Принят крыльчатый счётчик DN40 (эксплуатационный расход 6,4 м³/ч, S = 0,5): h</w:t>
+        <w:t xml:space="preserve"> = 1,883 м³/ч. Счётчик DN25 (эксплуатационный расход 2,8 м³/ч) даёт потери 2,64·2,584² = 17,62 м &gt; 5 м, DN32 — 1,3·2,584² = 8,68 м &gt; 5 м. Принят крыльчатый счётчик DN40 (эксплуатационный расход 6,4 м³/ч, S = 0,5): h</w:t>
       </w:r>
       <w:r>
         <w:rPr>
@@ -13073,7 +13314,7 @@
         <w:rPr>
           <w:rFonts w:ascii="Times New Roman" w:cs="Times New Roman" w:eastAsia="Times New Roman" w:hAnsi="Times New Roman"/>
         </w:rPr>
-        <w:t xml:space="preserve"> = 0,5·2,526² = 3,19 м &lt; 5 м. Узел учёта выполняется с обводной линией.</w:t>
+        <w:t xml:space="preserve"> = 0,5·2,584² = 3,34 м &lt; 5 м. Узел учёта выполняется с обводной линией.</w:t>
       </w:r>
     </w:p>
     <w:p>
@@ -13086,7 +13327,7 @@
         <w:rPr>
           <w:rFonts w:ascii="Times New Roman" w:cs="Times New Roman" w:eastAsia="Times New Roman" w:hAnsi="Times New Roman"/>
         </w:rPr>
-        <w:t xml:space="preserve">Квартирный счётчик холодной воды: среднечасовой расход 110·3,8/(1000·24) = 0,0174 м³/ч, секундный расход на четыре прибора q = 0,228 л/с. Принят счётчик DN15 (S = 14,5): h</w:t>
+        <w:t xml:space="preserve">Квартирный счётчик холодной воды: среднечасовой расход 110·3,8/(1000·24) = 0,0174 м³/ч, секундный расход на четыре прибора q = 0,230 л/с. Принят счётчик DN15 (S = 14,5): h</w:t>
       </w:r>
       <w:r>
         <w:rPr>
@@ -13099,7 +13340,7 @@
         <w:rPr>
           <w:rFonts w:ascii="Times New Roman" w:cs="Times New Roman" w:eastAsia="Times New Roman" w:hAnsi="Times New Roman"/>
         </w:rPr>
-        <w:t xml:space="preserve"> = 14,5·0,228² = 0,75 м &lt; 5 м.</w:t>
+        <w:t xml:space="preserve"> = 14,5·0,230² = 0,77 м &lt; 5 м.</w:t>
       </w:r>
     </w:p>
     <w:p>
@@ -13215,7 +13456,7 @@
         <w:rPr>
           <w:rFonts w:ascii="Times New Roman" w:cs="Times New Roman" w:eastAsia="Times New Roman" w:hAnsi="Times New Roman"/>
         </w:rPr>
-        <w:t xml:space="preserve">	(1.11)</w:t>
+        <w:t xml:space="preserve">	(1.12)</w:t>
       </w:r>
     </w:p>
     <w:p>
@@ -13279,7 +13520,7 @@
         <w:rPr>
           <w:rFonts w:ascii="Times New Roman" w:cs="Times New Roman" w:eastAsia="Times New Roman" w:hAnsi="Times New Roman"/>
         </w:rPr>
-        <w:t xml:space="preserve"> = 3,19 + 0,75 = 3,94 м.</w:t>
+        <w:t xml:space="preserve"> = 3,34 + 0,77 = 4,10 м.</w:t>
       </w:r>
     </w:p>
     <w:p>
@@ -13304,7 +13545,7 @@
         <w:rPr>
           <w:rFonts w:ascii="Times New Roman" w:cs="Times New Roman" w:eastAsia="Times New Roman" w:hAnsi="Times New Roman"/>
         </w:rPr>
-        <w:t xml:space="preserve"> = 36,65 + 9,19 + 20 + 3,94 + 0,72 = 70,50 м.</w:t>
+        <w:t xml:space="preserve"> = 36,65 + 9,32 + 20 + 4,10 + 0,75 = 70,82 м.</w:t>
       </w:r>
     </w:p>
     <w:p>
@@ -13391,7 +13632,7 @@
         <w:rPr>
           <w:rFonts w:ascii="Times New Roman" w:cs="Times New Roman" w:eastAsia="Times New Roman" w:hAnsi="Times New Roman"/>
         </w:rPr>
-        <w:t xml:space="preserve">	(1.12)</w:t>
+        <w:t xml:space="preserve">	(1.13)</w:t>
       </w:r>
     </w:p>
     <w:p>
@@ -13416,7 +13657,7 @@
         <w:rPr>
           <w:rFonts w:ascii="Times New Roman" w:cs="Times New Roman" w:eastAsia="Times New Roman" w:hAnsi="Times New Roman"/>
         </w:rPr>
-        <w:t xml:space="preserve"> = 70,50 − 14 = 56,50 м.</w:t>
+        <w:t xml:space="preserve"> = 70,82 − 14 = 56,82 м.</w:t>
       </w:r>
     </w:p>
     <w:p>
@@ -13429,7 +13670,7 @@
         <w:rPr>
           <w:rFonts w:ascii="Times New Roman" w:cs="Times New Roman" w:eastAsia="Times New Roman" w:hAnsi="Times New Roman"/>
         </w:rPr>
-        <w:t xml:space="preserve">Подача установки принимается равной общему максимальному секундному расходу [5], так как за насосами устроено ответвление в ИТП: Q = 2,526 л/с = 9,09 м³/ч. Принимается установка повышения давления из двух насосов (один рабочий, один резервный) с частотным регулированием, поддерживающая постоянное давление на выходе.</w:t>
+        <w:t xml:space="preserve">Подача установки принимается равной общему максимальному секундному расходу [5], так как за насосами устроено ответвление в ИТП: Q = 2,584 л/с = 9,30 м³/ч. Принимается установка повышения давления из двух насосов (один рабочий, один резервный) с частотным регулированием, поддерживающая постоянное давление на выходе.</w:t>
       </w:r>
     </w:p>
     <w:p>
@@ -13446,7 +13687,7 @@
           <w:highlight w:val="yellow"/>
           <w:highlightCs w:val="yellow"/>
         </w:rPr>
-        <w:t xml:space="preserve">[ВСТАВИТЬ: марку насосной установки по каталогу производителя на рабочую точку Q = 9,1 м³/ч, H = 56,5 м и рисунок 1.1 с её характеристикой и рабочей точкой.]</w:t>
+        <w:t xml:space="preserve">[ВСТАВИТЬ: марку насосной установки по каталогу производителя на рабочую точку Q = 9,3 м³/ч, H = 56,8 м и рисунок 1.1 с её характеристикой и рабочей точкой.]</w:t>
       </w:r>
     </w:p>
     <w:p>
@@ -13459,7 +13700,7 @@
         <w:rPr>
           <w:rFonts w:ascii="Times New Roman" w:cs="Times New Roman" w:eastAsia="Times New Roman" w:hAnsi="Times New Roman"/>
         </w:rPr>
-        <w:t xml:space="preserve">Гидростатический напор у наиболее низко расположенного прибора (смеситель ванны 1-го этажа) при работе установки составляет 67,0 м и превышает 45 м на 1–7 этажах, поэтому в квартирных узлах этих этажей устанавливаются регуляторы давления (п. 8.22 [1]).</w:t>
+        <w:t xml:space="preserve">Гидростатический напор у наиболее низко расположенного прибора (смеситель ванны 1-го этажа) при работе установки составляет 67,3 м и превышает 45 м на 1–7 этажах, поэтому в квартирных узлах этих этажей устанавливаются регуляторы давления (п. 8.22 [1]).</w:t>
       </w:r>
     </w:p>
     <w:p>
@@ -13531,7 +13772,7 @@
         <w:rPr>
           <w:rFonts w:ascii="Times New Roman" w:cs="Times New Roman" w:eastAsia="Times New Roman" w:hAnsi="Times New Roman"/>
         </w:rPr>
-        <w:t xml:space="preserve">Дворовая сеть прокладывается параллельно фасаду по оси Д на расстоянии 5 м от стены (не менее 3 м [10]) из гофрированных полиэтиленовых труб SN8 Ø160 мм. На сети устраиваются колодцы из сборного железобетона Ø1000 мм: КК-1 (выпуск К1-2), КК-2 (выпуск К1-1), контрольный колодец ККК в 1,2 м от красной линии и колодец ГКК на городском коллекторе. Расстояния между колодцами не превышают 35 м [11].</w:t>
+        <w:t xml:space="preserve">Дворовая сеть прокладывается параллельно фасаду по оси Д на расстоянии 5 м от стены (3,5–5,0 м по [5] с учётом требований к размещению инженерных сетей [10]) из гофрированных полиэтиленовых труб SN8 Ø160 мм. На сети устраиваются колодцы из сборного железобетона Ø1000 мм: КК-1 (выпуск К1-2), КК-2 (выпуск К1-1), контрольный колодец ККК в 1,2 м от красной линии и колодец ГКК на городском коллекторе. Расстояния между колодцами не превышают 35 м [11].</w:t>
       </w:r>
     </w:p>
     <w:p>
@@ -13673,7 +13914,7 @@
         <w:rPr>
           <w:rFonts w:ascii="Times New Roman" w:cs="Times New Roman" w:eastAsia="Times New Roman" w:hAnsi="Times New Roman"/>
         </w:rPr>
-        <w:t xml:space="preserve"> — общий секундный расход воды приборами, присоединёнными к стояку, по формуле (1.6) с P</w:t>
+        <w:t xml:space="preserve"> — общий секундный расход воды приборами, присоединёнными к стояку, по формуле (1.7) с P</w:t>
       </w:r>
       <w:r>
         <w:rPr>
@@ -14216,7 +14457,7 @@
                 <w:sz w:val="22"/>
                 <w:szCs w:val="22"/>
               </w:rPr>
-              <w:t xml:space="preserve">0,638</w:t>
+              <w:t xml:space="preserve">0,645</w:t>
             </w:r>
           </w:p>
         </w:tc>
@@ -14248,7 +14489,7 @@
                 <w:sz w:val="22"/>
                 <w:szCs w:val="22"/>
               </w:rPr>
-              <w:t xml:space="preserve">0,957</w:t>
+              <w:t xml:space="preserve">0,967</w:t>
             </w:r>
           </w:p>
         </w:tc>
@@ -14280,7 +14521,7 @@
                 <w:sz w:val="22"/>
                 <w:szCs w:val="22"/>
               </w:rPr>
-              <w:t xml:space="preserve">2,557</w:t>
+              <w:t xml:space="preserve">2,567</w:t>
             </w:r>
           </w:p>
         </w:tc>
@@ -14477,7 +14718,7 @@
                 <w:sz w:val="22"/>
                 <w:szCs w:val="22"/>
               </w:rPr>
-              <w:t xml:space="preserve">0,905</w:t>
+              <w:t xml:space="preserve">0,915</w:t>
             </w:r>
           </w:p>
         </w:tc>
@@ -14509,7 +14750,7 @@
                 <w:sz w:val="22"/>
                 <w:szCs w:val="22"/>
               </w:rPr>
-              <w:t xml:space="preserve">1,358</w:t>
+              <w:t xml:space="preserve">1,373</w:t>
             </w:r>
           </w:p>
         </w:tc>
@@ -14541,7 +14782,7 @@
                 <w:sz w:val="22"/>
                 <w:szCs w:val="22"/>
               </w:rPr>
-              <w:t xml:space="preserve">2,958</w:t>
+              <w:t xml:space="preserve">2,973</w:t>
             </w:r>
           </w:p>
         </w:tc>
@@ -14762,7 +15003,7 @@
         <w:rPr>
           <w:rFonts w:ascii="Times New Roman" w:cs="Times New Roman" w:eastAsia="Times New Roman" w:hAnsi="Times New Roman"/>
         </w:rPr>
-        <w:t xml:space="preserve"> — максимальный часовой расход по формуле (1.8) при P</w:t>
+        <w:t xml:space="preserve"> — максимальный часовой расход по формуле (1.9) при P</w:t>
       </w:r>
       <w:r>
         <w:rPr>
@@ -14881,7 +15122,7 @@
         <w:rPr>
           <w:rFonts w:ascii="Times New Roman" w:cs="Times New Roman" w:eastAsia="Times New Roman" w:hAnsi="Times New Roman"/>
         </w:rPr>
-        <w:t xml:space="preserve">Расходы на участках невелики (1,35–2,48 л/с), и условие (2.3) выполнить не удаётся. Увеличить расход присоединением дополнительных стояков нельзя — в каждой секции все стояки уже объединены в один выпуск, поэтому участки приняты безрасчётными с уклоном не менее 1/d (п. 19.1 [1]): внутри здания i = 0,02 (1/d = 1/110 = 0,009), в дворовой сети i = 0,008 (1/160 = 0,006; наименьший уклон для d = 150 мм по [4] — 0,008). Результаты приведены в таблицах 2.2 и 2.3.</w:t>
+        <w:t xml:space="preserve">Расходы на участках невелики (1,36–2,48 л/с), и условие (2.3) выполнить не удаётся. Увеличить расход присоединением дополнительных стояков нельзя — в каждой секции все стояки уже объединены в один выпуск, поэтому участки приняты безрасчётными с уклоном не менее 1/d (п. 19.1 [1]): внутри здания i = 0,02 (1/d = 1/110 = 0,009), в дворовой сети i = 0,008 (1/160 = 0,006; наименьший уклон для d = 150 мм по [4] — 0,008). Результаты приведены в таблицах 2.2 и 2.3.</w:t>
       </w:r>
     </w:p>
     <w:p>
@@ -15606,7 +15847,7 @@
                 <w:sz w:val="20"/>
                 <w:szCs w:val="20"/>
               </w:rPr>
-              <w:t xml:space="preserve">1,917</w:t>
+              <w:t xml:space="preserve">1,930</w:t>
             </w:r>
           </w:p>
         </w:tc>
@@ -15638,7 +15879,7 @@
                 <w:sz w:val="20"/>
                 <w:szCs w:val="20"/>
               </w:rPr>
-              <w:t xml:space="preserve">2,875</w:t>
+              <w:t xml:space="preserve">2,895</w:t>
             </w:r>
           </w:p>
         </w:tc>
@@ -15702,7 +15943,7 @@
                 <w:sz w:val="20"/>
                 <w:szCs w:val="20"/>
               </w:rPr>
-              <w:t xml:space="preserve">1,35</w:t>
+              <w:t xml:space="preserve">1,36</w:t>
             </w:r>
           </w:p>
         </w:tc>
@@ -16027,7 +16268,7 @@
                 <w:sz w:val="20"/>
                 <w:szCs w:val="20"/>
               </w:rPr>
-              <w:t xml:space="preserve">2,490</w:t>
+              <w:t xml:space="preserve">2,508</w:t>
             </w:r>
           </w:p>
         </w:tc>
@@ -16059,7 +16300,7 @@
                 <w:sz w:val="20"/>
                 <w:szCs w:val="20"/>
               </w:rPr>
-              <w:t xml:space="preserve">3,735</w:t>
+              <w:t xml:space="preserve">3,762</w:t>
             </w:r>
           </w:p>
         </w:tc>
@@ -16123,7 +16364,7 @@
                 <w:sz w:val="20"/>
                 <w:szCs w:val="20"/>
               </w:rPr>
-              <w:t xml:space="preserve">1,66</w:t>
+              <w:t xml:space="preserve">1,67</w:t>
             </w:r>
           </w:p>
         </w:tc>
@@ -16448,7 +16689,7 @@
                 <w:sz w:val="20"/>
                 <w:szCs w:val="20"/>
               </w:rPr>
-              <w:t xml:space="preserve">2,490</w:t>
+              <w:t xml:space="preserve">2,508</w:t>
             </w:r>
           </w:p>
         </w:tc>
@@ -16480,7 +16721,7 @@
                 <w:sz w:val="20"/>
                 <w:szCs w:val="20"/>
               </w:rPr>
-              <w:t xml:space="preserve">3,735</w:t>
+              <w:t xml:space="preserve">3,762</w:t>
             </w:r>
           </w:p>
         </w:tc>
@@ -16544,7 +16785,7 @@
                 <w:sz w:val="20"/>
                 <w:szCs w:val="20"/>
               </w:rPr>
-              <w:t xml:space="preserve">1,59</w:t>
+              <w:t xml:space="preserve">1,60</w:t>
             </w:r>
           </w:p>
         </w:tc>
@@ -16869,7 +17110,7 @@
                 <w:sz w:val="20"/>
                 <w:szCs w:val="20"/>
               </w:rPr>
-              <w:t xml:space="preserve">4,037</w:t>
+              <w:t xml:space="preserve">4,039</w:t>
             </w:r>
           </w:p>
         </w:tc>
@@ -16901,7 +17142,7 @@
                 <w:sz w:val="20"/>
                 <w:szCs w:val="20"/>
               </w:rPr>
-              <w:t xml:space="preserve">6,056</w:t>
+              <w:t xml:space="preserve">6,058</w:t>
             </w:r>
           </w:p>
         </w:tc>
@@ -17290,7 +17531,7 @@
                 <w:sz w:val="20"/>
                 <w:szCs w:val="20"/>
               </w:rPr>
-              <w:t xml:space="preserve">4,037</w:t>
+              <w:t xml:space="preserve">4,039</w:t>
             </w:r>
           </w:p>
         </w:tc>
@@ -17322,7 +17563,7 @@
                 <w:sz w:val="20"/>
                 <w:szCs w:val="20"/>
               </w:rPr>
-              <w:t xml:space="preserve">6,056</w:t>
+              <w:t xml:space="preserve">6,058</w:t>
             </w:r>
           </w:p>
         </w:tc>
@@ -19742,7 +19983,7 @@
         <w:rPr>
           <w:rFonts w:ascii="Times New Roman" w:cs="Times New Roman" w:eastAsia="Times New Roman" w:hAnsi="Times New Roman"/>
         </w:rPr>
-        <w:t xml:space="preserve">В курсовом проекте запроектированы системы холодного водоснабжения и бытового водоотведения двухсекционного 11-этажного жилого дома на 66 квартир (251 жителей, 264 приборов). Расчётный секундный расход воды на здание составляет 2,53 л/с (холодной — 1,33 л/с), суточный — 45,18 м³/сут.</w:t>
+        <w:t xml:space="preserve">В курсовом проекте запроектированы системы холодного водоснабжения и бытового водоотведения двухсекционного 11-этажного жилого дома на 66 квартир (251 жителей, 264 приборов). Расчётный секундный расход воды на здание составляет 2,58 л/с (холодной — 1,34 л/с), суточный — 45,18 м³/сут.</w:t>
       </w:r>
     </w:p>
     <w:p>
@@ -19755,7 +19996,7 @@
         <w:rPr>
           <w:rFonts w:ascii="Times New Roman" w:cs="Times New Roman" w:eastAsia="Times New Roman" w:hAnsi="Times New Roman"/>
         </w:rPr>
-        <w:t xml:space="preserve">Требуемый напор 70,5 м обеспечивается повысительной насосной установкой с напором 56,5 м и подачей 9,1 м³/ч; на 1–7 этажах предусмотрены регуляторы давления. Приняты ввод ПЭ100 Ø63 мм, общедомовой счётчик DN40 с обводной линией и квартирные счётчики DN15.</w:t>
+        <w:t xml:space="preserve">Требуемый напор 70,8 м обеспечивается повысительной насосной установкой с напором 56,8 м и подачей 9,3 м³/ч; на 1–7 этажах предусмотрены регуляторы давления. Приняты ввод ПЭ100 Ø63 мм, общедомовой счётчик DN40 с обводной линией и квартирные счётчики DN15.</w:t>
       </w:r>
     </w:p>
     <w:p>
@@ -19798,7 +20039,7 @@
         <w:rPr>
           <w:rFonts w:ascii="Times New Roman" w:cs="Times New Roman" w:eastAsia="Times New Roman" w:hAnsi="Times New Roman"/>
         </w:rPr>
-        <w:t xml:space="preserve">1. СП 30.13330.2020. Внутренний водопровод и канализация зданий. СНиП 2.04.01-85* (с изменениями № 1, 2, 3) : свод правил : утвержден приказом Министерства строительства и жилищно-коммунального хозяйства Российской Федерации от 30 декабря 2020 г. № 920/пр : введен в действие 1 июля 2021 г. — URL: https://docs.cntd.ru (дата обращения: 05.10.2026). — Текст : электронный.</w:t>
+        <w:t xml:space="preserve">1. СП 30.13330.2020. Внутренний водопровод и канализация зданий. СНиП 2.04.01-85* (с изменениями № 1–5) : свод правил : утвержден приказом Министерства строительства и жилищно-коммунального хозяйства Российской Федерации от 30 декабря 2020 г. № 920/пр : введен в действие 1 июля 2021 г. — URL: https://docs.cntd.ru (дата обращения: 05.10.2026). — Текст : электронный.</w:t>
       </w:r>
     </w:p>
     <w:p>
@@ -19837,7 +20078,7 @@
         <w:rPr>
           <w:rFonts w:ascii="Times New Roman" w:cs="Times New Roman" w:eastAsia="Times New Roman" w:hAnsi="Times New Roman"/>
         </w:rPr>
-        <w:t xml:space="preserve">4. СП 32.13330.2018. Канализация. Наружные сети и сооружения. СНиП 2.04.03-85 (с изменениями № 1, 2, 3) : свод правил : утвержден приказом Министерства строительства и жилищно-коммунального хозяйства Российской Федерации от 25 декабря 2018 г. № 860/пр. — URL: https://docs.cntd.ru (дата обращения: 05.10.2026). — Текст : электронный.</w:t>
+        <w:t xml:space="preserve">4. СП 32.13330.2018. Канализация. Наружные сети и сооружения. СНиП 2.04.03-85 (с изменениями) : свод правил : утвержден приказом Министерства строительства и жилищно-коммунального хозяйства Российской Федерации от 25 декабря 2018 г. № 860/пр. — URL: https://docs.cntd.ru (дата обращения: 05.10.2026). — Текст : электронный.</w:t>
       </w:r>
     </w:p>
     <w:p>
@@ -19915,7 +20156,7 @@
         <w:rPr>
           <w:rFonts w:ascii="Times New Roman" w:cs="Times New Roman" w:eastAsia="Times New Roman" w:hAnsi="Times New Roman"/>
         </w:rPr>
-        <w:t xml:space="preserve">10. СП 42.13330.2016. Градостроительство. Планировка и застройка городских и сельских поселений. Актуализированная редакция СНиП 2.07.01-89* : свод правил : утвержден приказом Министерства строительства и жилищно-коммунального хозяйства Российской Федерации от 30 декабря 2016 г. № 1034/пр. — URL: https://docs.cntd.ru (дата обращения: 05.10.2026). — Текст : электронный.</w:t>
+        <w:t xml:space="preserve">10. СП 42.13330.2026. Градостроительство. Планировка и застройка территорий : свод правил : утвержден приказом Министерства строительства и жилищно-коммунального хозяйства Российской Федерации от 11 июня 2026 г. № 368/пр : введен в действие 12 июля 2026 г. — URL: https://docs.cntd.ru (дата обращения: 05.10.2026). — Текст : электронный.</w:t>
       </w:r>
     </w:p>
     <w:p>

--- a/kursovoy-viv/PZ_variant3.docx
+++ b/kursovoy-viv/PZ_variant3.docx
@@ -13670,7 +13670,20 @@
         <w:rPr>
           <w:rFonts w:ascii="Times New Roman" w:cs="Times New Roman" w:eastAsia="Times New Roman" w:hAnsi="Times New Roman"/>
         </w:rPr>
-        <w:t xml:space="preserve">Подача установки принимается равной общему максимальному секундному расходу [5], так как за насосами устроено ответвление в ИТП: Q = 2,584 л/с = 9,30 м³/ч. Принимается установка повышения давления из двух насосов (один рабочий, один резервный) с частотным регулированием, поддерживающая постоянное давление на выходе.</w:t>
+        <w:t xml:space="preserve">Подача установки принимается равной общему максимальному секундному расходу [5], так как за насосами устроено ответвление в ИТП: Q = 2,584 л/с = 9,30 м³/ч.</w:t>
+      </w:r>
+    </w:p>
+    <w:p>
+      <w:pPr>
+        <w:spacing w:after="0" w:before="0" w:line="360" w:lineRule="auto"/>
+        <w:ind w:firstLine="709"/>
+        <w:jc w:val="both"/>
+      </w:pPr>
+      <w:r>
+        <w:rPr>
+          <w:rFonts w:ascii="Times New Roman" w:cs="Times New Roman" w:eastAsia="Times New Roman" w:hAnsi="Times New Roman"/>
+        </w:rPr>
+        <w:t xml:space="preserve">Принята установка из двух вертикальных многоступенчатых насосов Grundfos CR 10-7 (один рабочий, один резервный): 7 ступеней, электродвигатель 3 кВт, 3×380–415 В. Паспортная точка насоса — Q = 10 м³/ч при H = 57,2 м; так как напор насоса растёт с уменьшением подачи, при расчётной подаче 9,3 м³/ч он развивает около 58–59 м, что больше требуемых 56,8 м с запасом около 3 %. Насосы управляются шкафом с преобразователем частоты, поддерживающим постоянное давление на выходе установки; на напорных патрубках установлены обратные клапаны, на всасывающих и напорных — запорная арматура и виброкомпенсаторы.</w:t>
       </w:r>
     </w:p>
     <w:p>
@@ -13687,7 +13700,7 @@
           <w:highlight w:val="yellow"/>
           <w:highlightCs w:val="yellow"/>
         </w:rPr>
-        <w:t xml:space="preserve">[ВСТАВИТЬ: марку насосной установки по каталогу производителя на рабочую точку Q = 9,3 м³/ч, H = 56,8 м и рисунок 1.1 с её характеристикой и рабочей точкой.]</w:t>
+        <w:t xml:space="preserve">[ВСТАВИТЬ: рисунок 1.1 «Характеристика насоса Grundfos CR 10-7 с рабочей точкой Q = 9,3 м³/ч, H = 56,8 м» — скриншот из каталога производителя.]</w:t>
       </w:r>
     </w:p>
     <w:p>
@@ -19996,7 +20009,7 @@
         <w:rPr>
           <w:rFonts w:ascii="Times New Roman" w:cs="Times New Roman" w:eastAsia="Times New Roman" w:hAnsi="Times New Roman"/>
         </w:rPr>
-        <w:t xml:space="preserve">Требуемый напор 70,8 м обеспечивается повысительной насосной установкой с напором 56,8 м и подачей 9,3 м³/ч; на 1–7 этажах предусмотрены регуляторы давления. Приняты ввод ПЭ100 Ø63 мм, общедомовой счётчик DN40 с обводной линией и квартирные счётчики DN15.</w:t>
+        <w:t xml:space="preserve">Требуемый напор 70,8 м обеспечивается повысительной насосной установкой из двух насосов Grundfos CR 10-7 (рабочий и резервный) на подачу 9,3 м³/ч и напор 56,8 м; на 1–7 этажах предусмотрены регуляторы давления. Приняты ввод ПЭ100 Ø63 мм, общедомовой счётчик DN40 с обводной линией и квартирные счётчики DN15.</w:t>
       </w:r>
     </w:p>
     <w:p>

--- a/kursovoy-viv/PZ_variant3.docx
+++ b/kursovoy-viv/PZ_variant3.docx
@@ -153,7 +153,7 @@
         <w:rPr>
           <w:rFonts w:ascii="Times New Roman" w:cs="Times New Roman" w:eastAsia="Times New Roman" w:hAnsi="Times New Roman"/>
         </w:rPr>
-        <w:t xml:space="preserve">Выполнил обучающийся</w:t>
+        <w:t xml:space="preserve">Обучающийся</w:t>
       </w:r>
       <w:r>
         <w:rPr>
@@ -161,7 +161,7 @@
           <w:sz w:val="28"/>
           <w:szCs w:val="28"/>
         </w:rPr>
-        <w:t xml:space="preserve">	_______________________</w:t>
+        <w:t xml:space="preserve">	Буев Даниил Романович</w:t>
       </w:r>
     </w:p>
     <w:p>
@@ -183,7 +183,7 @@
           <w:sz w:val="28"/>
           <w:szCs w:val="28"/>
         </w:rPr>
-        <w:t xml:space="preserve">	_______________________</w:t>
+        <w:t xml:space="preserve">	3 курс, ИГЭС 3-8</w:t>
       </w:r>
     </w:p>
     <w:p>
@@ -394,7 +394,7 @@
           <w:sz w:val="24"/>
           <w:szCs w:val="24"/>
         </w:rPr>
-        <w:t xml:space="preserve">ФИО обучающегося: ___________________________________________</w:t>
+        <w:t xml:space="preserve">ФИО обучающегося: Буев Даниил Романович</w:t>
       </w:r>
     </w:p>
     <w:p>
@@ -408,7 +408,7 @@
           <w:sz w:val="24"/>
           <w:szCs w:val="24"/>
         </w:rPr>
-        <w:t xml:space="preserve">Курс, группа: _______________________________________________</w:t>
+        <w:t xml:space="preserve">Курс, группа: 3 курс, ИГЭС 3-8</w:t>
       </w:r>
     </w:p>
     <w:p>
@@ -2032,7 +2032,7 @@
           <w:sz w:val="24"/>
           <w:szCs w:val="24"/>
         </w:rPr>
-        <w:t xml:space="preserve">Обучающийся ____________ /____________________/</w:t>
+        <w:t xml:space="preserve">Обучающийся ____________ /Д.Р. Буев/</w:t>
       </w:r>
     </w:p>
     <w:p>
@@ -2276,7 +2276,7 @@
         <w:rPr>
           <w:rFonts w:ascii="Times New Roman" w:cs="Times New Roman" w:eastAsia="Times New Roman" w:hAnsi="Times New Roman"/>
         </w:rPr>
-        <w:t xml:space="preserve">	13</w:t>
+        <w:t xml:space="preserve">	14</w:t>
       </w:r>
     </w:p>
     <w:p>
@@ -2297,7 +2297,7 @@
         <w:rPr>
           <w:rFonts w:ascii="Times New Roman" w:cs="Times New Roman" w:eastAsia="Times New Roman" w:hAnsi="Times New Roman"/>
         </w:rPr>
-        <w:t xml:space="preserve">	13</w:t>
+        <w:t xml:space="preserve">	14</w:t>
       </w:r>
     </w:p>
     <w:p>
@@ -2318,7 +2318,7 @@
         <w:rPr>
           <w:rFonts w:ascii="Times New Roman" w:cs="Times New Roman" w:eastAsia="Times New Roman" w:hAnsi="Times New Roman"/>
         </w:rPr>
-        <w:t xml:space="preserve">	13</w:t>
+        <w:t xml:space="preserve">	14</w:t>
       </w:r>
     </w:p>
     <w:p>
@@ -2339,7 +2339,7 @@
         <w:rPr>
           <w:rFonts w:ascii="Times New Roman" w:cs="Times New Roman" w:eastAsia="Times New Roman" w:hAnsi="Times New Roman"/>
         </w:rPr>
-        <w:t xml:space="preserve">	14</w:t>
+        <w:t xml:space="preserve">	15</w:t>
       </w:r>
     </w:p>
     <w:p>
@@ -2360,7 +2360,7 @@
         <w:rPr>
           <w:rFonts w:ascii="Times New Roman" w:cs="Times New Roman" w:eastAsia="Times New Roman" w:hAnsi="Times New Roman"/>
         </w:rPr>
-        <w:t xml:space="preserve">	16</w:t>
+        <w:t xml:space="preserve">	17</w:t>
       </w:r>
     </w:p>
     <w:p>
@@ -2381,7 +2381,7 @@
         <w:rPr>
           <w:rFonts w:ascii="Times New Roman" w:cs="Times New Roman" w:eastAsia="Times New Roman" w:hAnsi="Times New Roman"/>
         </w:rPr>
-        <w:t xml:space="preserve">	17</w:t>
+        <w:t xml:space="preserve">	18</w:t>
       </w:r>
     </w:p>
     <w:p>
@@ -13683,24 +13683,66 @@
         <w:rPr>
           <w:rFonts w:ascii="Times New Roman" w:cs="Times New Roman" w:eastAsia="Times New Roman" w:hAnsi="Times New Roman"/>
         </w:rPr>
-        <w:t xml:space="preserve">Принята установка из двух вертикальных многоступенчатых насосов Grundfos CR 10-7 (один рабочий, один резервный): 7 ступеней, электродвигатель 3 кВт, 3×380–415 В. Паспортная точка насоса — Q = 10 м³/ч при H = 57,2 м; так как напор насоса растёт с уменьшением подачи, при расчётной подаче 9,3 м³/ч он развивает около 58–59 м, что больше требуемых 56,8 м с запасом около 3 %. Насосы управляются шкафом с преобразователем частоты, поддерживающим постоянное давление на выходе установки; на напорных патрубках установлены обратные клапаны, на всасывающих и напорных — запорная арматура и виброкомпенсаторы.</w:t>
+        <w:t xml:space="preserve">Принята установка из двух вертикальных многоступенчатых насосов Grundfos CR 10-7 (один рабочий, один резервный): 7 ступеней, электродвигатель 3 кВт, 3×380–415 В. Паспортная точка насоса — Q = 10 м³/ч при H = 57,2 м; так как напор насоса растёт с уменьшением подачи, при расчётной подаче 9,3 м³/ч он развивает около 59,0 м (рисунок 1.1), что больше требуемых 56,8 м с запасом около 4 %. Насосы управляются шкафом с преобразователем частоты, поддерживающим постоянное давление на выходе установки; на напорных патрубках установлены обратные клапаны, на всасывающих и напорных — запорная арматура и виброкомпенсаторы.</w:t>
       </w:r>
     </w:p>
     <w:p>
       <w:pPr>
-        <w:spacing w:line="360" w:lineRule="auto"/>
-        <w:ind w:firstLine="709"/>
-        <w:jc w:val="both"/>
+        <w:keepNext/>
+        <w:spacing w:before="120"/>
+        <w:jc w:val="center"/>
       </w:pPr>
       <w:r>
-        <w:rPr>
-          <w:rFonts w:ascii="Times New Roman" w:cs="Times New Roman" w:eastAsia="Times New Roman" w:hAnsi="Times New Roman"/>
-          <w:b/>
-          <w:bCs/>
-          <w:highlight w:val="yellow"/>
-          <w:highlightCs w:val="yellow"/>
-        </w:rPr>
-        <w:t xml:space="preserve">[ВСТАВИТЬ: рисунок 1.1 «Характеристика насоса Grundfos CR 10-7 с рабочей точкой Q = 9,3 м³/ч, H = 56,8 м» — скриншот из каталога производителя.]</w:t>
+        <w:drawing>
+          <wp:inline distT="0" distB="0" distL="0" distR="0">
+            <wp:extent cx="5715000" cy="3648075"/>
+            <wp:effectExtent t="0" r="0" b="0" l="0"/>
+            <wp:docPr id="1" name="" descr="" title=""/>
+            <wp:cNvGraphicFramePr>
+              <a:graphicFrameLocks xmlns:a="http://schemas.openxmlformats.org/drawingml/2006/main" noChangeAspect="1"/>
+            </wp:cNvGraphicFramePr>
+            <a:graphic xmlns:a="http://schemas.openxmlformats.org/drawingml/2006/main">
+              <a:graphicData uri="http://schemas.openxmlformats.org/drawingml/2006/picture">
+                <pic:pic xmlns:pic="http://schemas.openxmlformats.org/drawingml/2006/picture">
+                  <pic:nvPicPr>
+                    <pic:cNvPr id="0" name="" descr=""/>
+                    <pic:cNvPicPr>
+                      <a:picLocks noChangeAspect="1" noChangeArrowheads="1"/>
+                    </pic:cNvPicPr>
+                  </pic:nvPicPr>
+                  <pic:blipFill>
+                    <a:blip r:embed="rId10" cstate="none"/>
+                    <a:srcRect/>
+                    <a:stretch>
+                      <a:fillRect/>
+                    </a:stretch>
+                  </pic:blipFill>
+                  <pic:spPr bwMode="auto">
+                    <a:xfrm>
+                      <a:off x="0" y="0"/>
+                      <a:ext cx="5715000" cy="3648075"/>
+                    </a:xfrm>
+                    <a:prstGeom prst="rect">
+                      <a:avLst/>
+                    </a:prstGeom>
+                  </pic:spPr>
+                </pic:pic>
+              </a:graphicData>
+            </a:graphic>
+          </wp:inline>
+        </w:drawing>
+      </w:r>
+    </w:p>
+    <w:p>
+      <w:pPr>
+        <w:spacing w:after="120" w:before="0" w:line="360" w:lineRule="auto"/>
+        <w:jc w:val="center"/>
+      </w:pPr>
+      <w:r>
+        <w:rPr>
+          <w:rFonts w:ascii="Times New Roman" w:cs="Times New Roman" w:eastAsia="Times New Roman" w:hAnsi="Times New Roman"/>
+        </w:rPr>
+        <w:t xml:space="preserve">Рисунок 1.1 – Напорная характеристика насоса Grundfos CR 10-7 (построена по паспортным точкам: H = 71,7 м при Q = 0; H = 57,2 м при Q = 10 м³/ч) и рабочая точка установки</w:t>
       </w:r>
     </w:p>
     <w:p>

--- a/kursovoy-viv/PZ_variant3.docx
+++ b/kursovoy-viv/PZ_variant3.docx
@@ -13683,19 +13683,45 @@
         <w:rPr>
           <w:rFonts w:ascii="Times New Roman" w:cs="Times New Roman" w:eastAsia="Times New Roman" w:hAnsi="Times New Roman"/>
         </w:rPr>
-        <w:t xml:space="preserve">Принята установка из двух вертикальных многоступенчатых насосов Grundfos CR 10-7 (один рабочий, один резервный): 7 ступеней, электродвигатель 3 кВт, 3×380–415 В. Паспортная точка насоса — Q = 10 м³/ч при H = 57,2 м; так как напор насоса растёт с уменьшением подачи, при расчётной подаче 9,3 м³/ч он развивает около 59,0 м (рисунок 1.1), что больше требуемых 56,8 м с запасом около 4 %. Насосы управляются шкафом с преобразователем частоты, поддерживающим постоянное давление на выходе установки; на напорных патрубках установлены обратные клапаны, на всасывающих и напорных — запорная арматура и виброкомпенсаторы.</w:t>
+        <w:t xml:space="preserve">Принята установка из двух вертикальных многоступенчатых насосов Grundfos CR 10-7 (один рабочий, один резервный): 7 ступеней, электродвигатель 3 кВт, 3×380–415 В. По характеристике насоса [13] (рисунок 1.1) при расчётной подаче 9,3 м³/ч он развивает напор 61,5 м (точка 1), что больше требуемых 56,8 м (точка 2) с запасом 8 %. В рабочей точке КПД насоса около 68 %, мощность на валу P</w:t>
+      </w:r>
+      <w:r>
+        <w:rPr>
+          <w:rFonts w:ascii="Times New Roman" w:cs="Times New Roman" w:eastAsia="Times New Roman" w:hAnsi="Times New Roman"/>
+          <w:vertAlign w:val="subscript"/>
+        </w:rPr>
+        <w:t xml:space="preserve">2</w:t>
+      </w:r>
+      <w:r>
+        <w:rPr>
+          <w:rFonts w:ascii="Times New Roman" w:cs="Times New Roman" w:eastAsia="Times New Roman" w:hAnsi="Times New Roman"/>
+        </w:rPr>
+        <w:t xml:space="preserve"> = 2,28 кВт, потребляемая мощность P</w:t>
+      </w:r>
+      <w:r>
+        <w:rPr>
+          <w:rFonts w:ascii="Times New Roman" w:cs="Times New Roman" w:eastAsia="Times New Roman" w:hAnsi="Times New Roman"/>
+          <w:vertAlign w:val="subscript"/>
+        </w:rPr>
+        <w:t xml:space="preserve">1</w:t>
+      </w:r>
+      <w:r>
+        <w:rPr>
+          <w:rFonts w:ascii="Times New Roman" w:cs="Times New Roman" w:eastAsia="Times New Roman" w:hAnsi="Times New Roman"/>
+        </w:rPr>
+        <w:t xml:space="preserve"> = 2,61 кВт, что меньше номинальной мощности двигателя; требуемый кавитационный запас NPSH = 1,9 м обеспечивается подпором из городской сети (гарантийный напор 14 м). Насосы управляются шкафом с преобразователем частоты, поддерживающим постоянное давление на выходе установки, поэтому избыточный напор не передаётся в сеть; на напорных патрубках установлены обратные клапаны, на всасывающих и напорных — запорная арматура и виброкомпенсаторы.</w:t>
       </w:r>
     </w:p>
     <w:p>
       <w:pPr>
         <w:keepNext/>
-        <w:spacing w:before="120"/>
+        <w:spacing w:before="120" w:line="240" w:lineRule="auto"/>
         <w:jc w:val="center"/>
       </w:pPr>
       <w:r>
         <w:drawing>
           <wp:inline distT="0" distB="0" distL="0" distR="0">
-            <wp:extent cx="5715000" cy="3648075"/>
+            <wp:extent cx="4953000" cy="2667000"/>
             <wp:effectExtent t="0" r="0" b="0" l="0"/>
             <wp:docPr id="1" name="" descr="" title=""/>
             <wp:cNvGraphicFramePr>
@@ -13720,7 +13746,7 @@
                   <pic:spPr bwMode="auto">
                     <a:xfrm>
                       <a:off x="0" y="0"/>
-                      <a:ext cx="5715000" cy="3648075"/>
+                      <a:ext cx="4953000" cy="2667000"/>
                     </a:xfrm>
                     <a:prstGeom prst="rect">
                       <a:avLst/>
@@ -13742,7 +13768,7 @@
         <w:rPr>
           <w:rFonts w:ascii="Times New Roman" w:cs="Times New Roman" w:eastAsia="Times New Roman" w:hAnsi="Times New Roman"/>
         </w:rPr>
-        <w:t xml:space="preserve">Рисунок 1.1 – Напорная характеристика насоса Grundfos CR 10-7 (построена по паспортным точкам: H = 71,7 м при Q = 0; H = 57,2 м при Q = 10 м³/ч) и рабочая точка установки</w:t>
+        <w:t xml:space="preserve">Рисунок 1.1 – Характеристика насоса Grundfos CR 10-7, 3×400 В, 50 Гц [13]: 1 – рабочая точка; 2 – требуемый напор установки</w:t>
       </w:r>
     </w:p>
     <w:p>
@@ -20238,6 +20264,19 @@
           <w:rFonts w:ascii="Times New Roman" w:cs="Times New Roman" w:eastAsia="Times New Roman" w:hAnsi="Times New Roman"/>
         </w:rPr>
         <w:t xml:space="preserve">12. Лукиных, А.А. Таблицы для гидравлического расчета канализационных сетей и дюкеров по формуле академика Н.Н. Павловского : справочное пособие / А.А. Лукиных, Н.А. Лукиных. — 7-е изд. — Москва : Бастет, 2012. — 380 с. — Текст : непосредственный.</w:t>
+      </w:r>
+    </w:p>
+    <w:p>
+      <w:pPr>
+        <w:spacing w:after="0" w:before="0" w:line="360" w:lineRule="auto"/>
+        <w:ind w:firstLine="709"/>
+        <w:jc w:val="both"/>
+      </w:pPr>
+      <w:r>
+        <w:rPr>
+          <w:rFonts w:ascii="Times New Roman" w:cs="Times New Roman" w:eastAsia="Times New Roman" w:hAnsi="Times New Roman"/>
+        </w:rPr>
+        <w:t xml:space="preserve">13. Grundfos Product Center. Насос CR 10-7 : [сайт]. — URL: https://product-selection.grundfos.com (дата обращения: 06.10.2026). — Текст : электронный.</w:t>
       </w:r>
     </w:p>
     <w:sectPr>
